--- a/Third term/Programming of corporate systems/2/ЭФБО-09-23 Калинин Н. В..docx
+++ b/Third term/Programming of corporate systems/2/ЭФБО-09-23 Калинин Н. В..docx
@@ -174,7 +174,6 @@
                 <w:szCs w:val="28"/>
               </w:rPr>
             </w:pPr>
-            <w:proofErr w:type="spellStart"/>
             <w:r>
               <w:rPr>
                 <w:b/>
@@ -184,7 +183,6 @@
               </w:rPr>
               <w:t>for</w:t>
             </w:r>
-            <w:proofErr w:type="spellEnd"/>
           </w:p>
           <w:p>
             <w:pPr>
@@ -199,7 +197,6 @@
                 <w:szCs w:val="28"/>
               </w:rPr>
             </w:pPr>
-            <w:proofErr w:type="spellStart"/>
             <w:r>
               <w:rPr>
                 <w:b/>
@@ -209,7 +206,6 @@
               </w:rPr>
               <w:t>foreach</w:t>
             </w:r>
-            <w:proofErr w:type="spellEnd"/>
           </w:p>
           <w:p>
             <w:pPr>
@@ -224,7 +220,6 @@
                 <w:szCs w:val="28"/>
               </w:rPr>
             </w:pPr>
-            <w:proofErr w:type="spellStart"/>
             <w:r>
               <w:rPr>
                 <w:b/>
@@ -234,7 +229,6 @@
               </w:rPr>
               <w:t>while</w:t>
             </w:r>
-            <w:proofErr w:type="spellEnd"/>
           </w:p>
           <w:p>
             <w:pPr>
@@ -249,181 +243,158 @@
                 <w:szCs w:val="28"/>
               </w:rPr>
             </w:pPr>
-            <w:proofErr w:type="spellStart"/>
-            <w:r>
-              <w:rPr>
-                <w:b/>
-                <w:bCs/>
-                <w:sz w:val="28"/>
-                <w:szCs w:val="28"/>
+            <w:r>
+              <w:rPr>
+                <w:b/>
+                <w:bCs/>
+                <w:sz w:val="28"/>
+                <w:szCs w:val="28"/>
+              </w:rPr>
+              <w:t>do...while</w:t>
+            </w:r>
+          </w:p>
+          <w:p>
+            <w:pPr>
+              <w:pStyle w:val="NormalWeb"/>
+              <w:spacing w:line="360" w:lineRule="auto"/>
+              <w:rPr>
+                <w:sz w:val="28"/>
+                <w:szCs w:val="28"/>
+              </w:rPr>
+            </w:pPr>
+            <w:r>
+              <w:rPr>
+                <w:b/>
+                <w:bCs/>
+                <w:sz w:val="28"/>
+                <w:szCs w:val="28"/>
+              </w:rPr>
+              <w:t xml:space="preserve">Цикл </w:t>
+            </w:r>
+            <w:r>
+              <w:rPr>
+                <w:b/>
+                <w:bCs/>
+                <w:sz w:val="28"/>
+                <w:szCs w:val="28"/>
+                <w:lang w:val="en-US"/>
+              </w:rPr>
+              <w:t>for</w:t>
+            </w:r>
+          </w:p>
+          <w:p>
+            <w:pPr>
+              <w:pStyle w:val="NormalWeb"/>
+              <w:spacing w:line="360" w:lineRule="auto"/>
+              <w:ind w:right="286"/>
+              <w:rPr>
+                <w:sz w:val="28"/>
+                <w:szCs w:val="28"/>
+              </w:rPr>
+            </w:pPr>
+            <w:r>
+              <w:rPr>
+                <w:bCs/>
+                <w:sz w:val="28"/>
+                <w:szCs w:val="28"/>
+              </w:rPr>
+              <w:t xml:space="preserve"> for([действия_до_выпол-ния_цикла];[условие];[действия_после_выпол-ния])</w:t>
+            </w:r>
+          </w:p>
+          <w:p>
+            <w:pPr>
+              <w:pStyle w:val="NormalWeb"/>
+              <w:spacing w:line="360" w:lineRule="auto"/>
+              <w:ind w:left="720"/>
+              <w:rPr>
+                <w:sz w:val="28"/>
+                <w:szCs w:val="28"/>
+              </w:rPr>
+            </w:pPr>
+            <w:r>
+              <w:rPr>
+                <w:bCs/>
+                <w:sz w:val="28"/>
+                <w:szCs w:val="28"/>
+              </w:rPr>
+              <w:t>{</w:t>
+            </w:r>
+          </w:p>
+          <w:p>
+            <w:pPr>
+              <w:pStyle w:val="NormalWeb"/>
+              <w:spacing w:line="360" w:lineRule="auto"/>
+              <w:ind w:left="720"/>
+              <w:rPr>
+                <w:sz w:val="28"/>
+                <w:szCs w:val="28"/>
+              </w:rPr>
+            </w:pPr>
+            <w:r>
+              <w:rPr>
+                <w:sz w:val="28"/>
+                <w:szCs w:val="28"/>
+              </w:rPr>
+              <w:t xml:space="preserve">    </w:t>
+            </w:r>
+            <w:r>
+              <w:rPr>
+                <w:bCs/>
+                <w:sz w:val="28"/>
+                <w:szCs w:val="28"/>
+              </w:rPr>
+              <w:t>// действия</w:t>
+            </w:r>
+          </w:p>
+          <w:p>
+            <w:pPr>
+              <w:pStyle w:val="NormalWeb"/>
+              <w:spacing w:line="360" w:lineRule="auto"/>
+              <w:ind w:left="720"/>
+              <w:rPr>
+                <w:bCs/>
+                <w:sz w:val="28"/>
+                <w:szCs w:val="28"/>
+              </w:rPr>
+            </w:pPr>
+            <w:r>
+              <w:rPr>
+                <w:bCs/>
+                <w:sz w:val="28"/>
+                <w:szCs w:val="28"/>
+              </w:rPr>
+              <w:t>}</w:t>
+            </w:r>
+          </w:p>
+          <w:p>
+            <w:pPr>
+              <w:pStyle w:val="NormalWeb"/>
+              <w:spacing w:line="360" w:lineRule="auto"/>
+              <w:rPr>
+                <w:b/>
+                <w:sz w:val="28"/>
+                <w:szCs w:val="28"/>
+              </w:rPr>
+            </w:pPr>
+            <w:r>
+              <w:rPr>
+                <w:b/>
+                <w:bCs/>
+                <w:sz w:val="28"/>
+                <w:szCs w:val="28"/>
+              </w:rPr>
+              <w:t xml:space="preserve">Цикл </w:t>
+            </w:r>
+            <w:r>
+              <w:rPr>
+                <w:b/>
+                <w:bCs/>
+                <w:sz w:val="28"/>
+                <w:szCs w:val="28"/>
+                <w:lang w:val="en-US"/>
               </w:rPr>
               <w:t>do</w:t>
             </w:r>
-            <w:proofErr w:type="spellEnd"/>
-            <w:r>
-              <w:rPr>
-                <w:b/>
-                <w:bCs/>
-                <w:sz w:val="28"/>
-                <w:szCs w:val="28"/>
-              </w:rPr>
-              <w:t>...</w:t>
-            </w:r>
-            <w:proofErr w:type="spellStart"/>
-            <w:r>
-              <w:rPr>
-                <w:b/>
-                <w:bCs/>
-                <w:sz w:val="28"/>
-                <w:szCs w:val="28"/>
-              </w:rPr>
-              <w:t>while</w:t>
-            </w:r>
-            <w:proofErr w:type="spellEnd"/>
-          </w:p>
-          <w:p>
-            <w:pPr>
-              <w:pStyle w:val="NormalWeb"/>
-              <w:spacing w:line="360" w:lineRule="auto"/>
-              <w:rPr>
-                <w:sz w:val="28"/>
-                <w:szCs w:val="28"/>
-              </w:rPr>
-            </w:pPr>
-            <w:r>
-              <w:rPr>
-                <w:b/>
-                <w:bCs/>
-                <w:sz w:val="28"/>
-                <w:szCs w:val="28"/>
-              </w:rPr>
-              <w:t xml:space="preserve">Цикл </w:t>
-            </w:r>
-            <w:r>
-              <w:rPr>
-                <w:b/>
-                <w:bCs/>
-                <w:sz w:val="28"/>
-                <w:szCs w:val="28"/>
-                <w:lang w:val="en-US"/>
-              </w:rPr>
-              <w:t>for</w:t>
-            </w:r>
-          </w:p>
-          <w:p>
-            <w:pPr>
-              <w:pStyle w:val="NormalWeb"/>
-              <w:spacing w:line="360" w:lineRule="auto"/>
-              <w:ind w:right="286"/>
-              <w:rPr>
-                <w:sz w:val="28"/>
-                <w:szCs w:val="28"/>
-              </w:rPr>
-            </w:pPr>
-            <w:r>
-              <w:rPr>
-                <w:bCs/>
-                <w:sz w:val="28"/>
-                <w:szCs w:val="28"/>
-              </w:rPr>
-              <w:t xml:space="preserve"> for([действия_до_выпол-ния_цикла];[условие];[действия_после_выпол-ния])</w:t>
-            </w:r>
-          </w:p>
-          <w:p>
-            <w:pPr>
-              <w:pStyle w:val="NormalWeb"/>
-              <w:spacing w:line="360" w:lineRule="auto"/>
-              <w:ind w:left="720"/>
-              <w:rPr>
-                <w:sz w:val="28"/>
-                <w:szCs w:val="28"/>
-              </w:rPr>
-            </w:pPr>
-            <w:r>
-              <w:rPr>
-                <w:bCs/>
-                <w:sz w:val="28"/>
-                <w:szCs w:val="28"/>
-              </w:rPr>
-              <w:t>{</w:t>
-            </w:r>
-          </w:p>
-          <w:p>
-            <w:pPr>
-              <w:pStyle w:val="NormalWeb"/>
-              <w:spacing w:line="360" w:lineRule="auto"/>
-              <w:ind w:left="720"/>
-              <w:rPr>
-                <w:sz w:val="28"/>
-                <w:szCs w:val="28"/>
-              </w:rPr>
-            </w:pPr>
-            <w:r>
-              <w:rPr>
-                <w:sz w:val="28"/>
-                <w:szCs w:val="28"/>
-              </w:rPr>
-              <w:t xml:space="preserve">    </w:t>
-            </w:r>
-            <w:r>
-              <w:rPr>
-                <w:bCs/>
-                <w:sz w:val="28"/>
-                <w:szCs w:val="28"/>
-              </w:rPr>
-              <w:t>// действия</w:t>
-            </w:r>
-          </w:p>
-          <w:p>
-            <w:pPr>
-              <w:pStyle w:val="NormalWeb"/>
-              <w:spacing w:line="360" w:lineRule="auto"/>
-              <w:ind w:left="720"/>
-              <w:rPr>
-                <w:bCs/>
-                <w:sz w:val="28"/>
-                <w:szCs w:val="28"/>
-              </w:rPr>
-            </w:pPr>
-            <w:r>
-              <w:rPr>
-                <w:bCs/>
-                <w:sz w:val="28"/>
-                <w:szCs w:val="28"/>
-              </w:rPr>
-              <w:t>}</w:t>
-            </w:r>
-          </w:p>
-          <w:p>
-            <w:pPr>
-              <w:pStyle w:val="NormalWeb"/>
-              <w:spacing w:line="360" w:lineRule="auto"/>
-              <w:rPr>
-                <w:b/>
-                <w:sz w:val="28"/>
-                <w:szCs w:val="28"/>
-              </w:rPr>
-            </w:pPr>
-            <w:r>
-              <w:rPr>
-                <w:b/>
-                <w:bCs/>
-                <w:sz w:val="28"/>
-                <w:szCs w:val="28"/>
-              </w:rPr>
-              <w:t xml:space="preserve">Цикл </w:t>
-            </w:r>
-            <w:proofErr w:type="gramStart"/>
-            <w:r>
-              <w:rPr>
-                <w:b/>
-                <w:bCs/>
-                <w:sz w:val="28"/>
-                <w:szCs w:val="28"/>
-                <w:lang w:val="en-US"/>
-              </w:rPr>
-              <w:t>do</w:t>
-            </w:r>
             <w:r>
               <w:rPr>
                 <w:b/>
@@ -433,7 +404,6 @@
               </w:rPr>
               <w:t>..</w:t>
             </w:r>
-            <w:proofErr w:type="gramEnd"/>
             <w:r>
               <w:rPr>
                 <w:b/>
@@ -470,7 +440,6 @@
               </w:rPr>
               <w:t xml:space="preserve">В цикле </w:t>
             </w:r>
-            <w:proofErr w:type="spellStart"/>
             <w:r>
               <w:rPr>
                 <w:b/>
@@ -480,7 +449,6 @@
               </w:rPr>
               <w:t>do</w:t>
             </w:r>
-            <w:proofErr w:type="spellEnd"/>
             <w:r>
               <w:rPr>
                 <w:sz w:val="28"/>
@@ -488,7 +456,6 @@
               </w:rPr>
               <w:t xml:space="preserve"> сначала выполняется код цикла, а потом происходит проверка условия в инструкции </w:t>
             </w:r>
-            <w:proofErr w:type="spellStart"/>
             <w:r>
               <w:rPr>
                 <w:b/>
@@ -498,7 +465,6 @@
               </w:rPr>
               <w:t>while</w:t>
             </w:r>
-            <w:proofErr w:type="spellEnd"/>
             <w:r>
               <w:rPr>
                 <w:sz w:val="28"/>
@@ -547,19 +513,9 @@
                 <w:sz w:val="28"/>
                 <w:szCs w:val="28"/>
               </w:rPr>
-              <w:lastRenderedPageBreak/>
               <w:tab/>
-            </w:r>
-            <w:proofErr w:type="spellStart"/>
-            <w:r>
-              <w:rPr>
-                <w:bCs/>
-                <w:sz w:val="28"/>
-                <w:szCs w:val="28"/>
-              </w:rPr>
               <w:t>do</w:t>
             </w:r>
-            <w:proofErr w:type="spellEnd"/>
           </w:p>
           <w:p>
             <w:pPr>
@@ -650,24 +606,7 @@
                 <w:szCs w:val="28"/>
               </w:rPr>
               <w:tab/>
-            </w:r>
-            <w:proofErr w:type="spellStart"/>
-            <w:r>
-              <w:rPr>
-                <w:bCs/>
-                <w:sz w:val="28"/>
-                <w:szCs w:val="28"/>
-              </w:rPr>
-              <w:t>while</w:t>
-            </w:r>
-            <w:proofErr w:type="spellEnd"/>
-            <w:r>
-              <w:rPr>
-                <w:bCs/>
-                <w:sz w:val="28"/>
-                <w:szCs w:val="28"/>
-              </w:rPr>
-              <w:t xml:space="preserve"> (условие);</w:t>
+              <w:t>while (условие);</w:t>
             </w:r>
           </w:p>
           <w:p>
@@ -719,7 +658,6 @@
               <w:tab/>
               <w:t xml:space="preserve">Цикл </w:t>
             </w:r>
-            <w:proofErr w:type="spellStart"/>
             <w:r>
               <w:rPr>
                 <w:b/>
@@ -729,7 +667,6 @@
               </w:rPr>
               <w:t>while</w:t>
             </w:r>
-            <w:proofErr w:type="spellEnd"/>
             <w:r>
               <w:rPr>
                 <w:sz w:val="28"/>
@@ -762,23 +699,13 @@
               </w:rPr>
               <w:tab/>
             </w:r>
-            <w:proofErr w:type="spellStart"/>
-            <w:r>
-              <w:rPr>
-                <w:bCs/>
-                <w:sz w:val="28"/>
-                <w:szCs w:val="28"/>
-              </w:rPr>
-              <w:t>while</w:t>
-            </w:r>
-            <w:proofErr w:type="spellEnd"/>
-            <w:r>
-              <w:rPr>
-                <w:bCs/>
-                <w:sz w:val="28"/>
-                <w:szCs w:val="28"/>
-              </w:rPr>
-              <w:t xml:space="preserve"> (условие)</w:t>
+            <w:r>
+              <w:rPr>
+                <w:bCs/>
+                <w:sz w:val="28"/>
+                <w:szCs w:val="28"/>
+              </w:rPr>
+              <w:t>while (условие)</w:t>
             </w:r>
           </w:p>
           <w:p>
@@ -912,7 +839,6 @@
               <w:tab/>
               <w:t xml:space="preserve">Цикл </w:t>
             </w:r>
-            <w:proofErr w:type="spellStart"/>
             <w:r>
               <w:rPr>
                 <w:b/>
@@ -922,7 +848,6 @@
               </w:rPr>
               <w:t>foreach</w:t>
             </w:r>
-            <w:proofErr w:type="spellEnd"/>
             <w:r>
               <w:rPr>
                 <w:sz w:val="28"/>
@@ -950,59 +875,13 @@
               </w:rPr>
               <w:tab/>
             </w:r>
-            <w:proofErr w:type="spellStart"/>
-            <w:r>
-              <w:rPr>
-                <w:bCs/>
-                <w:sz w:val="28"/>
-                <w:szCs w:val="28"/>
-              </w:rPr>
-              <w:t>foreach</w:t>
-            </w:r>
-            <w:proofErr w:type="spellEnd"/>
-            <w:r>
-              <w:rPr>
-                <w:bCs/>
-                <w:sz w:val="28"/>
-                <w:szCs w:val="28"/>
-              </w:rPr>
-              <w:t>(</w:t>
-            </w:r>
-            <w:proofErr w:type="spellStart"/>
-            <w:r>
-              <w:rPr>
-                <w:bCs/>
-                <w:sz w:val="28"/>
-                <w:szCs w:val="28"/>
-              </w:rPr>
-              <w:t>тип_данных</w:t>
-            </w:r>
-            <w:proofErr w:type="spellEnd"/>
-            <w:r>
-              <w:rPr>
-                <w:bCs/>
-                <w:sz w:val="28"/>
-                <w:szCs w:val="28"/>
-              </w:rPr>
-              <w:t xml:space="preserve"> переменная </w:t>
-            </w:r>
-            <w:proofErr w:type="spellStart"/>
-            <w:r>
-              <w:rPr>
-                <w:bCs/>
-                <w:sz w:val="28"/>
-                <w:szCs w:val="28"/>
-              </w:rPr>
-              <w:t>in</w:t>
-            </w:r>
-            <w:proofErr w:type="spellEnd"/>
-            <w:r>
-              <w:rPr>
-                <w:bCs/>
-                <w:sz w:val="28"/>
-                <w:szCs w:val="28"/>
-              </w:rPr>
-              <w:t xml:space="preserve"> коллекция)</w:t>
+            <w:r>
+              <w:rPr>
+                <w:bCs/>
+                <w:sz w:val="28"/>
+                <w:szCs w:val="28"/>
+              </w:rPr>
+              <w:t>foreach(тип_данных переменная in коллекция)</w:t>
             </w:r>
           </w:p>
           <w:p>
@@ -1110,7 +989,6 @@
                 <w:sz w:val="28"/>
                 <w:szCs w:val="28"/>
               </w:rPr>
-              <w:lastRenderedPageBreak/>
               <w:t xml:space="preserve">Операторы </w:t>
             </w:r>
             <w:r>
@@ -1138,7 +1016,6 @@
               </w:rPr>
               <w:t xml:space="preserve">и </w:t>
             </w:r>
-            <w:proofErr w:type="spellStart"/>
             <w:r>
               <w:rPr>
                 <w:b/>
@@ -1148,7 +1025,6 @@
               </w:rPr>
               <w:t>continue</w:t>
             </w:r>
-            <w:proofErr w:type="spellEnd"/>
           </w:p>
           <w:p>
             <w:pPr>
@@ -1169,7 +1045,6 @@
               <w:tab/>
               <w:t xml:space="preserve">Иногда возникает ситуация, когда требуется выйти из цикла, не дожидаясь его завершения. В этом случае мы можем воспользоваться оператором </w:t>
             </w:r>
-            <w:proofErr w:type="spellStart"/>
             <w:r>
               <w:rPr>
                 <w:b/>
@@ -1179,7 +1054,6 @@
               </w:rPr>
               <w:t>break</w:t>
             </w:r>
-            <w:proofErr w:type="spellEnd"/>
             <w:r>
               <w:rPr>
                 <w:sz w:val="28"/>
@@ -1214,42 +1088,7 @@
                 <w:szCs w:val="28"/>
               </w:rPr>
               <w:tab/>
-            </w:r>
-            <w:proofErr w:type="spellStart"/>
-            <w:r>
-              <w:rPr>
-                <w:bCs/>
-                <w:sz w:val="28"/>
-                <w:szCs w:val="28"/>
-              </w:rPr>
-              <w:t>for</w:t>
-            </w:r>
-            <w:proofErr w:type="spellEnd"/>
-            <w:r>
-              <w:rPr>
-                <w:bCs/>
-                <w:sz w:val="28"/>
-                <w:szCs w:val="28"/>
-              </w:rPr>
-              <w:t xml:space="preserve"> (</w:t>
-            </w:r>
-            <w:proofErr w:type="spellStart"/>
-            <w:r>
-              <w:rPr>
-                <w:bCs/>
-                <w:sz w:val="28"/>
-                <w:szCs w:val="28"/>
-              </w:rPr>
-              <w:t>int</w:t>
-            </w:r>
-            <w:proofErr w:type="spellEnd"/>
-            <w:r>
-              <w:rPr>
-                <w:bCs/>
-                <w:sz w:val="28"/>
-                <w:szCs w:val="28"/>
-              </w:rPr>
-              <w:t xml:space="preserve"> i = 0; i &lt; 9; i++)</w:t>
+              <w:t>for (int i = 0; i &lt; 9; i++)</w:t>
             </w:r>
           </w:p>
           <w:p>
@@ -1551,7 +1390,6 @@
               <w:tab/>
               <w:t>Если необходимо, чтобы при проверке цикл не завершался, а просто пропускал текущую итерацию. Для этого можно воспользоваться оператором </w:t>
             </w:r>
-            <w:proofErr w:type="spellStart"/>
             <w:r>
               <w:rPr>
                 <w:b/>
@@ -1561,7 +1399,6 @@
               </w:rPr>
               <w:t>continue</w:t>
             </w:r>
-            <w:proofErr w:type="spellEnd"/>
             <w:r>
               <w:rPr>
                 <w:sz w:val="28"/>
@@ -1598,41 +1435,13 @@
               </w:rPr>
               <w:tab/>
             </w:r>
-            <w:proofErr w:type="spellStart"/>
-            <w:r>
-              <w:rPr>
-                <w:bCs/>
-                <w:sz w:val="28"/>
-                <w:szCs w:val="28"/>
-              </w:rPr>
-              <w:t>for</w:t>
-            </w:r>
-            <w:proofErr w:type="spellEnd"/>
-            <w:r>
-              <w:rPr>
-                <w:bCs/>
-                <w:sz w:val="28"/>
-                <w:szCs w:val="28"/>
-              </w:rPr>
-              <w:t xml:space="preserve"> (</w:t>
-            </w:r>
-            <w:proofErr w:type="spellStart"/>
-            <w:r>
-              <w:rPr>
-                <w:bCs/>
-                <w:sz w:val="28"/>
-                <w:szCs w:val="28"/>
-              </w:rPr>
-              <w:t>int</w:t>
-            </w:r>
-            <w:proofErr w:type="spellEnd"/>
-            <w:r>
-              <w:rPr>
-                <w:bCs/>
-                <w:sz w:val="28"/>
-                <w:szCs w:val="28"/>
-              </w:rPr>
-              <w:t xml:space="preserve"> i = 0; i &lt; 9; i++)</w:t>
+            <w:r>
+              <w:rPr>
+                <w:bCs/>
+                <w:sz w:val="28"/>
+                <w:szCs w:val="28"/>
+              </w:rPr>
+              <w:t>for (int i = 0; i &lt; 9; i++)</w:t>
             </w:r>
           </w:p>
           <w:p>
@@ -1951,7 +1760,6 @@
                 <w:sz w:val="28"/>
                 <w:szCs w:val="28"/>
               </w:rPr>
-              <w:lastRenderedPageBreak/>
               <w:tab/>
             </w:r>
             <w:r>
@@ -1970,7 +1778,27 @@
                 <w:szCs w:val="28"/>
                 <w:lang w:val="en-US"/>
               </w:rPr>
-              <w:t xml:space="preserve">for (int </w:t>
+              <w:t>for (</w:t>
+            </w:r>
+            <w:proofErr w:type="spellStart"/>
+            <w:r>
+              <w:rPr>
+                <w:bCs/>
+                <w:sz w:val="28"/>
+                <w:szCs w:val="28"/>
+                <w:lang w:val="en-US"/>
+              </w:rPr>
+              <w:t>int</w:t>
+            </w:r>
+            <w:proofErr w:type="spellEnd"/>
+            <w:r>
+              <w:rPr>
+                <w:bCs/>
+                <w:sz w:val="28"/>
+                <w:szCs w:val="28"/>
+                <w:lang w:val="en-US"/>
+              </w:rPr>
+              <w:t xml:space="preserve"> </w:t>
             </w:r>
             <w:proofErr w:type="spellStart"/>
             <w:r>
@@ -2110,27 +1938,7 @@
                 <w:lang w:val="en-US"/>
               </w:rPr>
               <w:tab/>
-              <w:t xml:space="preserve">for (int j = 1; j &lt; 10; </w:t>
-            </w:r>
-            <w:proofErr w:type="spellStart"/>
-            <w:r>
-              <w:rPr>
-                <w:bCs/>
-                <w:sz w:val="28"/>
-                <w:szCs w:val="28"/>
-                <w:lang w:val="en-US"/>
-              </w:rPr>
-              <w:t>j++</w:t>
-            </w:r>
-            <w:proofErr w:type="spellEnd"/>
-            <w:r>
-              <w:rPr>
-                <w:bCs/>
-                <w:sz w:val="28"/>
-                <w:szCs w:val="28"/>
-                <w:lang w:val="en-US"/>
-              </w:rPr>
-              <w:t>)</w:t>
+              <w:t>for (int j = 1; j &lt; 10; j++)</w:t>
             </w:r>
           </w:p>
           <w:p>
@@ -2611,7 +2419,7 @@
               <mc:AlternateContent>
                 <mc:Choice Requires="wpg">
                   <w:drawing>
-                    <wp:inline distT="0" distB="0" distL="0" distR="0">
+                    <wp:inline distT="0" distB="0" distL="0" distR="0" wp14:anchorId="15183C22" wp14:editId="5DC7980D">
                       <wp:extent cx="697230" cy="1183005"/>
                       <wp:effectExtent l="9525" t="0" r="0" b="7619"/>
                       <wp:docPr id="10" name="Group 10"/>
@@ -2805,23 +2613,7 @@
                 <w:sz w:val="28"/>
                 <w:szCs w:val="28"/>
               </w:rPr>
-              <w:t xml:space="preserve">) (соответствующей вашему варианту) с помощью ряда </w:t>
-            </w:r>
-            <w:proofErr w:type="spellStart"/>
-            <w:r>
-              <w:rPr>
-                <w:sz w:val="28"/>
-                <w:szCs w:val="28"/>
-              </w:rPr>
-              <w:t>Маклорена</w:t>
-            </w:r>
-            <w:proofErr w:type="spellEnd"/>
-            <w:r>
-              <w:rPr>
-                <w:sz w:val="28"/>
-                <w:szCs w:val="28"/>
-              </w:rPr>
-              <w:t xml:space="preserve"> с заданной точностью е (e и </w:t>
+              <w:t xml:space="preserve">) (соответствующей вашему варианту) с помощью ряда Маклорена с заданной точностью е (e и </w:t>
             </w:r>
             <w:r>
               <w:rPr>
@@ -2904,7 +2696,7 @@
                 <w:szCs w:val="28"/>
               </w:rPr>
               <w:drawing>
-                <wp:inline distT="0" distB="0" distL="0" distR="0" wp14:anchorId="56CC6A62" wp14:editId="7B1A0BF6">
+                <wp:inline distT="0" distB="0" distL="0" distR="0" wp14:anchorId="4D21114D" wp14:editId="08A18401">
                   <wp:extent cx="5438775" cy="5589270"/>
                   <wp:effectExtent l="0" t="0" r="9525" b="0"/>
                   <wp:docPr id="44" name="Рисунок 44"/>
@@ -2956,9 +2748,8 @@
                 <w:sz w:val="28"/>
                 <w:szCs w:val="28"/>
               </w:rPr>
-              <w:lastRenderedPageBreak/>
               <w:drawing>
-                <wp:inline distT="0" distB="0" distL="0" distR="0" wp14:anchorId="57D98E1E" wp14:editId="502DE9F1">
+                <wp:inline distT="0" distB="0" distL="0" distR="0" wp14:anchorId="3751C35A" wp14:editId="56C014E2">
                   <wp:extent cx="5438774" cy="1238250"/>
                   <wp:effectExtent l="0" t="0" r="0" b="0"/>
                   <wp:docPr id="45" name="Рисунок 45"/>
@@ -3040,7 +2831,6 @@
                 <w:sz w:val="28"/>
                 <w:szCs w:val="28"/>
               </w:rPr>
-              <w:lastRenderedPageBreak/>
               <w:t>Решение:</w:t>
             </w:r>
           </w:p>
@@ -3071,11 +2861,10 @@
                 <w:szCs w:val="28"/>
                 <w:lang w:eastAsia="ru-RU"/>
               </w:rPr>
-              <w:lastRenderedPageBreak/>
               <mc:AlternateContent>
                 <mc:Choice Requires="wpg">
                   <w:drawing>
-                    <wp:inline distT="0" distB="0" distL="0" distR="0">
+                    <wp:inline distT="0" distB="0" distL="0" distR="0" wp14:anchorId="21EDFCFE" wp14:editId="420F5C6A">
                       <wp:extent cx="697230" cy="242570"/>
                       <wp:effectExtent l="9525" t="0" r="0" b="5079"/>
                       <wp:docPr id="12" name="Group 12"/>
@@ -3176,57 +2965,1669 @@
               <w:pStyle w:val="TableParagraph"/>
               <w:ind w:left="0"/>
               <w:rPr>
-                <w:sz w:val="28"/>
-                <w:szCs w:val="28"/>
-              </w:rPr>
-            </w:pPr>
-            <w:r>
-              <w:rPr>
                 <w:noProof/>
                 <w:sz w:val="28"/>
                 <w:szCs w:val="28"/>
-              </w:rPr>
-              <w:drawing>
-                <wp:inline distT="0" distB="0" distL="0" distR="0">
-                  <wp:extent cx="5684520" cy="7734300"/>
-                  <wp:effectExtent l="0" t="0" r="0" b="0"/>
-                  <wp:docPr id="1824178991" name="Picture 30"/>
-                  <wp:cNvGraphicFramePr>
-                    <a:graphicFrameLocks xmlns:a="http://schemas.openxmlformats.org/drawingml/2006/main" noChangeAspect="1"/>
-                  </wp:cNvGraphicFramePr>
-                  <a:graphic xmlns:a="http://schemas.openxmlformats.org/drawingml/2006/main">
-                    <a:graphicData uri="http://schemas.openxmlformats.org/drawingml/2006/picture">
-                      <pic:pic xmlns:pic="http://schemas.openxmlformats.org/drawingml/2006/picture">
-                        <pic:nvPicPr>
-                          <pic:cNvPr id="1824178991" name="Picture 1824178991"/>
-                          <pic:cNvPicPr/>
-                        </pic:nvPicPr>
-                        <pic:blipFill>
-                          <a:blip r:embed="rId10" cstate="print">
-                            <a:extLst>
-                              <a:ext uri="{28A0092B-C50C-407E-A947-70E740481C1C}">
-                                <a14:useLocalDpi xmlns:a14="http://schemas.microsoft.com/office/drawing/2010/main" val="0"/>
-                              </a:ext>
-                            </a:extLst>
-                          </a:blip>
-                          <a:stretch>
-                            <a:fillRect/>
-                          </a:stretch>
-                        </pic:blipFill>
-                        <pic:spPr>
-                          <a:xfrm>
-                            <a:off x="0" y="0"/>
-                            <a:ext cx="5684520" cy="7734300"/>
-                          </a:xfrm>
-                          <a:prstGeom prst="rect">
-                            <a:avLst/>
-                          </a:prstGeom>
-                        </pic:spPr>
-                      </pic:pic>
-                    </a:graphicData>
-                  </a:graphic>
-                </wp:inline>
-              </w:drawing>
+                <w:lang w:val="en-US"/>
+              </w:rPr>
+            </w:pPr>
+            <w:r>
+              <w:rPr>
+                <w:noProof/>
+                <w:sz w:val="28"/>
+                <w:szCs w:val="28"/>
+                <w:lang w:val="en-US"/>
+              </w:rPr>
+              <w:t>using System;</w:t>
+            </w:r>
+          </w:p>
+          <w:p>
+            <w:pPr>
+              <w:pStyle w:val="TableParagraph"/>
+              <w:ind w:left="0"/>
+              <w:rPr>
+                <w:sz w:val="28"/>
+                <w:szCs w:val="28"/>
+                <w:lang w:val="en-US"/>
+              </w:rPr>
+            </w:pPr>
+          </w:p>
+          <w:p>
+            <w:pPr>
+              <w:pStyle w:val="TableParagraph"/>
+              <w:ind w:left="0"/>
+              <w:rPr>
+                <w:sz w:val="28"/>
+                <w:szCs w:val="28"/>
+                <w:lang w:val="en-US"/>
+              </w:rPr>
+            </w:pPr>
+            <w:r>
+              <w:rPr>
+                <w:sz w:val="28"/>
+                <w:szCs w:val="28"/>
+                <w:lang w:val="en-US"/>
+              </w:rPr>
+              <w:t xml:space="preserve">class </w:t>
+            </w:r>
+            <w:proofErr w:type="spellStart"/>
+            <w:r>
+              <w:rPr>
+                <w:sz w:val="28"/>
+                <w:szCs w:val="28"/>
+                <w:lang w:val="en-US"/>
+              </w:rPr>
+              <w:t>MaclaurinSeries</w:t>
+            </w:r>
+            <w:proofErr w:type="spellEnd"/>
+          </w:p>
+          <w:p>
+            <w:pPr>
+              <w:pStyle w:val="TableParagraph"/>
+              <w:ind w:left="0"/>
+              <w:rPr>
+                <w:sz w:val="28"/>
+                <w:szCs w:val="28"/>
+                <w:lang w:val="en-US"/>
+              </w:rPr>
+            </w:pPr>
+            <w:r>
+              <w:rPr>
+                <w:sz w:val="28"/>
+                <w:szCs w:val="28"/>
+                <w:lang w:val="en-US"/>
+              </w:rPr>
+              <w:t>{</w:t>
+            </w:r>
+          </w:p>
+          <w:p>
+            <w:pPr>
+              <w:pStyle w:val="TableParagraph"/>
+              <w:ind w:left="0"/>
+              <w:rPr>
+                <w:sz w:val="28"/>
+                <w:szCs w:val="28"/>
+                <w:lang w:val="en-US"/>
+              </w:rPr>
+            </w:pPr>
+            <w:r>
+              <w:rPr>
+                <w:sz w:val="28"/>
+                <w:szCs w:val="28"/>
+                <w:lang w:val="en-US"/>
+              </w:rPr>
+              <w:t xml:space="preserve">    static void Main()</w:t>
+            </w:r>
+          </w:p>
+          <w:p>
+            <w:pPr>
+              <w:pStyle w:val="TableParagraph"/>
+              <w:ind w:left="0"/>
+              <w:rPr>
+                <w:sz w:val="28"/>
+                <w:szCs w:val="28"/>
+                <w:lang w:val="en-US"/>
+              </w:rPr>
+            </w:pPr>
+            <w:r>
+              <w:rPr>
+                <w:sz w:val="28"/>
+                <w:szCs w:val="28"/>
+                <w:lang w:val="en-US"/>
+              </w:rPr>
+              <w:t xml:space="preserve">    {</w:t>
+            </w:r>
+          </w:p>
+          <w:p>
+            <w:pPr>
+              <w:pStyle w:val="TableParagraph"/>
+              <w:ind w:left="0"/>
+              <w:rPr>
+                <w:sz w:val="28"/>
+                <w:szCs w:val="28"/>
+                <w:lang w:val="en-US"/>
+              </w:rPr>
+            </w:pPr>
+            <w:r>
+              <w:rPr>
+                <w:sz w:val="28"/>
+                <w:szCs w:val="28"/>
+                <w:lang w:val="en-US"/>
+              </w:rPr>
+              <w:t xml:space="preserve">        </w:t>
+            </w:r>
+            <w:proofErr w:type="spellStart"/>
+            <w:r>
+              <w:rPr>
+                <w:sz w:val="28"/>
+                <w:szCs w:val="28"/>
+                <w:lang w:val="en-US"/>
+              </w:rPr>
+              <w:t>Console.WriteLine</w:t>
+            </w:r>
+            <w:proofErr w:type="spellEnd"/>
+            <w:r>
+              <w:rPr>
+                <w:sz w:val="28"/>
+                <w:szCs w:val="28"/>
+                <w:lang w:val="en-US"/>
+              </w:rPr>
+              <w:t xml:space="preserve">("0 - </w:t>
+            </w:r>
+            <w:proofErr w:type="spellStart"/>
+            <w:r>
+              <w:rPr>
+                <w:sz w:val="28"/>
+                <w:szCs w:val="28"/>
+                <w:lang w:val="en-US"/>
+              </w:rPr>
+              <w:t>Вычисление</w:t>
+            </w:r>
+            <w:proofErr w:type="spellEnd"/>
+            <w:r>
+              <w:rPr>
+                <w:sz w:val="28"/>
+                <w:szCs w:val="28"/>
+                <w:lang w:val="en-US"/>
+              </w:rPr>
+              <w:t xml:space="preserve"> </w:t>
+            </w:r>
+            <w:proofErr w:type="spellStart"/>
+            <w:r>
+              <w:rPr>
+                <w:sz w:val="28"/>
+                <w:szCs w:val="28"/>
+                <w:lang w:val="en-US"/>
+              </w:rPr>
+              <w:t>значения</w:t>
+            </w:r>
+            <w:proofErr w:type="spellEnd"/>
+            <w:r>
+              <w:rPr>
+                <w:sz w:val="28"/>
+                <w:szCs w:val="28"/>
+                <w:lang w:val="en-US"/>
+              </w:rPr>
+              <w:t xml:space="preserve"> </w:t>
+            </w:r>
+            <w:proofErr w:type="spellStart"/>
+            <w:r>
+              <w:rPr>
+                <w:sz w:val="28"/>
+                <w:szCs w:val="28"/>
+                <w:lang w:val="en-US"/>
+              </w:rPr>
+              <w:t>функции</w:t>
+            </w:r>
+            <w:proofErr w:type="spellEnd"/>
+            <w:r>
+              <w:rPr>
+                <w:sz w:val="28"/>
+                <w:szCs w:val="28"/>
+                <w:lang w:val="en-US"/>
+              </w:rPr>
+              <w:t xml:space="preserve"> с </w:t>
+            </w:r>
+            <w:proofErr w:type="spellStart"/>
+            <w:r>
+              <w:rPr>
+                <w:sz w:val="28"/>
+                <w:szCs w:val="28"/>
+                <w:lang w:val="en-US"/>
+              </w:rPr>
+              <w:t>заданной</w:t>
+            </w:r>
+            <w:proofErr w:type="spellEnd"/>
+            <w:r>
+              <w:rPr>
+                <w:sz w:val="28"/>
+                <w:szCs w:val="28"/>
+                <w:lang w:val="en-US"/>
+              </w:rPr>
+              <w:t xml:space="preserve"> </w:t>
+            </w:r>
+            <w:proofErr w:type="spellStart"/>
+            <w:r>
+              <w:rPr>
+                <w:sz w:val="28"/>
+                <w:szCs w:val="28"/>
+                <w:lang w:val="en-US"/>
+              </w:rPr>
+              <w:t>точностью</w:t>
+            </w:r>
+            <w:proofErr w:type="spellEnd"/>
+            <w:r>
+              <w:rPr>
+                <w:sz w:val="28"/>
+                <w:szCs w:val="28"/>
+                <w:lang w:val="en-US"/>
+              </w:rPr>
+              <w:t>");</w:t>
+            </w:r>
+          </w:p>
+          <w:p>
+            <w:pPr>
+              <w:pStyle w:val="TableParagraph"/>
+              <w:ind w:left="0"/>
+              <w:rPr>
+                <w:sz w:val="28"/>
+                <w:szCs w:val="28"/>
+                <w:lang w:val="en-US"/>
+              </w:rPr>
+            </w:pPr>
+            <w:r>
+              <w:rPr>
+                <w:sz w:val="28"/>
+                <w:szCs w:val="28"/>
+                <w:lang w:val="en-US"/>
+              </w:rPr>
+              <w:t xml:space="preserve">        </w:t>
+            </w:r>
+            <w:proofErr w:type="spellStart"/>
+            <w:r>
+              <w:rPr>
+                <w:sz w:val="28"/>
+                <w:szCs w:val="28"/>
+                <w:lang w:val="en-US"/>
+              </w:rPr>
+              <w:t>Console.WriteLine</w:t>
+            </w:r>
+            <w:proofErr w:type="spellEnd"/>
+            <w:r>
+              <w:rPr>
+                <w:sz w:val="28"/>
+                <w:szCs w:val="28"/>
+                <w:lang w:val="en-US"/>
+              </w:rPr>
+              <w:t xml:space="preserve">("1 - </w:t>
+            </w:r>
+            <w:proofErr w:type="spellStart"/>
+            <w:r>
+              <w:rPr>
+                <w:sz w:val="28"/>
+                <w:szCs w:val="28"/>
+                <w:lang w:val="en-US"/>
+              </w:rPr>
+              <w:t>Вычисление</w:t>
+            </w:r>
+            <w:proofErr w:type="spellEnd"/>
+            <w:r>
+              <w:rPr>
+                <w:sz w:val="28"/>
+                <w:szCs w:val="28"/>
+                <w:lang w:val="en-US"/>
+              </w:rPr>
+              <w:t xml:space="preserve"> n-</w:t>
+            </w:r>
+            <w:proofErr w:type="spellStart"/>
+            <w:r>
+              <w:rPr>
+                <w:sz w:val="28"/>
+                <w:szCs w:val="28"/>
+                <w:lang w:val="en-US"/>
+              </w:rPr>
+              <w:t>го</w:t>
+            </w:r>
+            <w:proofErr w:type="spellEnd"/>
+            <w:r>
+              <w:rPr>
+                <w:sz w:val="28"/>
+                <w:szCs w:val="28"/>
+                <w:lang w:val="en-US"/>
+              </w:rPr>
+              <w:t xml:space="preserve"> </w:t>
+            </w:r>
+            <w:proofErr w:type="spellStart"/>
+            <w:r>
+              <w:rPr>
+                <w:sz w:val="28"/>
+                <w:szCs w:val="28"/>
+                <w:lang w:val="en-US"/>
+              </w:rPr>
+              <w:t>члена</w:t>
+            </w:r>
+            <w:proofErr w:type="spellEnd"/>
+            <w:r>
+              <w:rPr>
+                <w:sz w:val="28"/>
+                <w:szCs w:val="28"/>
+                <w:lang w:val="en-US"/>
+              </w:rPr>
+              <w:t xml:space="preserve"> </w:t>
+            </w:r>
+            <w:proofErr w:type="spellStart"/>
+            <w:r>
+              <w:rPr>
+                <w:sz w:val="28"/>
+                <w:szCs w:val="28"/>
+                <w:lang w:val="en-US"/>
+              </w:rPr>
+              <w:t>ряда</w:t>
+            </w:r>
+            <w:proofErr w:type="spellEnd"/>
+            <w:r>
+              <w:rPr>
+                <w:sz w:val="28"/>
+                <w:szCs w:val="28"/>
+                <w:lang w:val="en-US"/>
+              </w:rPr>
+              <w:t>");</w:t>
+            </w:r>
+          </w:p>
+          <w:p>
+            <w:pPr>
+              <w:pStyle w:val="TableParagraph"/>
+              <w:ind w:left="0"/>
+              <w:rPr>
+                <w:sz w:val="28"/>
+                <w:szCs w:val="28"/>
+                <w:lang w:val="en-US"/>
+              </w:rPr>
+            </w:pPr>
+            <w:r>
+              <w:rPr>
+                <w:sz w:val="28"/>
+                <w:szCs w:val="28"/>
+                <w:lang w:val="en-US"/>
+              </w:rPr>
+              <w:t xml:space="preserve">        </w:t>
+            </w:r>
+            <w:proofErr w:type="spellStart"/>
+            <w:r>
+              <w:rPr>
+                <w:sz w:val="28"/>
+                <w:szCs w:val="28"/>
+                <w:lang w:val="en-US"/>
+              </w:rPr>
+              <w:t>Console.Write</w:t>
+            </w:r>
+            <w:proofErr w:type="spellEnd"/>
+            <w:r>
+              <w:rPr>
+                <w:sz w:val="28"/>
+                <w:szCs w:val="28"/>
+                <w:lang w:val="en-US"/>
+              </w:rPr>
+              <w:t>("</w:t>
+            </w:r>
+            <w:proofErr w:type="spellStart"/>
+            <w:r>
+              <w:rPr>
+                <w:sz w:val="28"/>
+                <w:szCs w:val="28"/>
+                <w:lang w:val="en-US"/>
+              </w:rPr>
+              <w:t>Выберите</w:t>
+            </w:r>
+            <w:proofErr w:type="spellEnd"/>
+            <w:r>
+              <w:rPr>
+                <w:sz w:val="28"/>
+                <w:szCs w:val="28"/>
+                <w:lang w:val="en-US"/>
+              </w:rPr>
+              <w:t xml:space="preserve"> </w:t>
+            </w:r>
+            <w:proofErr w:type="spellStart"/>
+            <w:r>
+              <w:rPr>
+                <w:sz w:val="28"/>
+                <w:szCs w:val="28"/>
+                <w:lang w:val="en-US"/>
+              </w:rPr>
+              <w:t>режим</w:t>
+            </w:r>
+            <w:proofErr w:type="spellEnd"/>
+            <w:r>
+              <w:rPr>
+                <w:sz w:val="28"/>
+                <w:szCs w:val="28"/>
+                <w:lang w:val="en-US"/>
+              </w:rPr>
+              <w:t xml:space="preserve"> </w:t>
+            </w:r>
+            <w:proofErr w:type="spellStart"/>
+            <w:r>
+              <w:rPr>
+                <w:sz w:val="28"/>
+                <w:szCs w:val="28"/>
+                <w:lang w:val="en-US"/>
+              </w:rPr>
+              <w:t>работы</w:t>
+            </w:r>
+            <w:proofErr w:type="spellEnd"/>
+            <w:r>
+              <w:rPr>
+                <w:sz w:val="28"/>
+                <w:szCs w:val="28"/>
+                <w:lang w:val="en-US"/>
+              </w:rPr>
+              <w:t>: ");</w:t>
+            </w:r>
+          </w:p>
+          <w:p>
+            <w:pPr>
+              <w:pStyle w:val="TableParagraph"/>
+              <w:ind w:left="0"/>
+              <w:rPr>
+                <w:sz w:val="28"/>
+                <w:szCs w:val="28"/>
+                <w:lang w:val="en-US"/>
+              </w:rPr>
+            </w:pPr>
+            <w:r>
+              <w:rPr>
+                <w:sz w:val="28"/>
+                <w:szCs w:val="28"/>
+                <w:lang w:val="en-US"/>
+              </w:rPr>
+              <w:t xml:space="preserve">        </w:t>
+            </w:r>
+            <w:proofErr w:type="spellStart"/>
+            <w:r>
+              <w:rPr>
+                <w:sz w:val="28"/>
+                <w:szCs w:val="28"/>
+                <w:lang w:val="en-US"/>
+              </w:rPr>
+              <w:t>int</w:t>
+            </w:r>
+            <w:proofErr w:type="spellEnd"/>
+            <w:r>
+              <w:rPr>
+                <w:sz w:val="28"/>
+                <w:szCs w:val="28"/>
+                <w:lang w:val="en-US"/>
+              </w:rPr>
+              <w:t xml:space="preserve"> choice = </w:t>
+            </w:r>
+            <w:proofErr w:type="spellStart"/>
+            <w:r>
+              <w:rPr>
+                <w:sz w:val="28"/>
+                <w:szCs w:val="28"/>
+                <w:lang w:val="en-US"/>
+              </w:rPr>
+              <w:t>int.Parse</w:t>
+            </w:r>
+            <w:proofErr w:type="spellEnd"/>
+            <w:r>
+              <w:rPr>
+                <w:sz w:val="28"/>
+                <w:szCs w:val="28"/>
+                <w:lang w:val="en-US"/>
+              </w:rPr>
+              <w:t>(</w:t>
+            </w:r>
+            <w:proofErr w:type="spellStart"/>
+            <w:r>
+              <w:rPr>
+                <w:sz w:val="28"/>
+                <w:szCs w:val="28"/>
+                <w:lang w:val="en-US"/>
+              </w:rPr>
+              <w:t>Console.ReadLine</w:t>
+            </w:r>
+            <w:proofErr w:type="spellEnd"/>
+            <w:r>
+              <w:rPr>
+                <w:sz w:val="28"/>
+                <w:szCs w:val="28"/>
+                <w:lang w:val="en-US"/>
+              </w:rPr>
+              <w:t>());</w:t>
+            </w:r>
+          </w:p>
+          <w:p>
+            <w:pPr>
+              <w:pStyle w:val="TableParagraph"/>
+              <w:ind w:left="0"/>
+              <w:rPr>
+                <w:sz w:val="28"/>
+                <w:szCs w:val="28"/>
+                <w:lang w:val="en-US"/>
+              </w:rPr>
+            </w:pPr>
+          </w:p>
+          <w:p>
+            <w:pPr>
+              <w:pStyle w:val="TableParagraph"/>
+              <w:ind w:left="0"/>
+              <w:rPr>
+                <w:sz w:val="28"/>
+                <w:szCs w:val="28"/>
+                <w:lang w:val="en-US"/>
+              </w:rPr>
+            </w:pPr>
+            <w:r>
+              <w:rPr>
+                <w:sz w:val="28"/>
+                <w:szCs w:val="28"/>
+                <w:lang w:val="en-US"/>
+              </w:rPr>
+              <w:t xml:space="preserve">        </w:t>
+            </w:r>
+            <w:proofErr w:type="spellStart"/>
+            <w:r>
+              <w:rPr>
+                <w:sz w:val="28"/>
+                <w:szCs w:val="28"/>
+                <w:lang w:val="en-US"/>
+              </w:rPr>
+              <w:t>Console.Write</w:t>
+            </w:r>
+            <w:proofErr w:type="spellEnd"/>
+            <w:r>
+              <w:rPr>
+                <w:sz w:val="28"/>
+                <w:szCs w:val="28"/>
+                <w:lang w:val="en-US"/>
+              </w:rPr>
+              <w:t>("</w:t>
+            </w:r>
+            <w:proofErr w:type="spellStart"/>
+            <w:r>
+              <w:rPr>
+                <w:sz w:val="28"/>
+                <w:szCs w:val="28"/>
+                <w:lang w:val="en-US"/>
+              </w:rPr>
+              <w:t>Введите</w:t>
+            </w:r>
+            <w:proofErr w:type="spellEnd"/>
+            <w:r>
+              <w:rPr>
+                <w:sz w:val="28"/>
+                <w:szCs w:val="28"/>
+                <w:lang w:val="en-US"/>
+              </w:rPr>
+              <w:t xml:space="preserve"> x (-1 &lt; x &lt;= 1): ");</w:t>
+            </w:r>
+          </w:p>
+          <w:p>
+            <w:pPr>
+              <w:pStyle w:val="TableParagraph"/>
+              <w:ind w:left="0"/>
+              <w:rPr>
+                <w:sz w:val="28"/>
+                <w:szCs w:val="28"/>
+                <w:lang w:val="en-US"/>
+              </w:rPr>
+            </w:pPr>
+            <w:r>
+              <w:rPr>
+                <w:sz w:val="28"/>
+                <w:szCs w:val="28"/>
+                <w:lang w:val="en-US"/>
+              </w:rPr>
+              <w:t xml:space="preserve">        double x = </w:t>
+            </w:r>
+            <w:proofErr w:type="spellStart"/>
+            <w:r>
+              <w:rPr>
+                <w:sz w:val="28"/>
+                <w:szCs w:val="28"/>
+                <w:lang w:val="en-US"/>
+              </w:rPr>
+              <w:t>double.Parse</w:t>
+            </w:r>
+            <w:proofErr w:type="spellEnd"/>
+            <w:r>
+              <w:rPr>
+                <w:sz w:val="28"/>
+                <w:szCs w:val="28"/>
+                <w:lang w:val="en-US"/>
+              </w:rPr>
+              <w:t>(</w:t>
+            </w:r>
+            <w:proofErr w:type="spellStart"/>
+            <w:r>
+              <w:rPr>
+                <w:sz w:val="28"/>
+                <w:szCs w:val="28"/>
+                <w:lang w:val="en-US"/>
+              </w:rPr>
+              <w:t>Console.ReadLine</w:t>
+            </w:r>
+            <w:proofErr w:type="spellEnd"/>
+            <w:r>
+              <w:rPr>
+                <w:sz w:val="28"/>
+                <w:szCs w:val="28"/>
+                <w:lang w:val="en-US"/>
+              </w:rPr>
+              <w:t>());</w:t>
+            </w:r>
+          </w:p>
+          <w:p>
+            <w:pPr>
+              <w:pStyle w:val="TableParagraph"/>
+              <w:ind w:left="0"/>
+              <w:rPr>
+                <w:sz w:val="28"/>
+                <w:szCs w:val="28"/>
+                <w:lang w:val="en-US"/>
+              </w:rPr>
+            </w:pPr>
+          </w:p>
+          <w:p>
+            <w:pPr>
+              <w:pStyle w:val="TableParagraph"/>
+              <w:ind w:left="0"/>
+              <w:rPr>
+                <w:sz w:val="28"/>
+                <w:szCs w:val="28"/>
+                <w:lang w:val="en-US"/>
+              </w:rPr>
+            </w:pPr>
+            <w:r>
+              <w:rPr>
+                <w:sz w:val="28"/>
+                <w:szCs w:val="28"/>
+                <w:lang w:val="en-US"/>
+              </w:rPr>
+              <w:t xml:space="preserve">        </w:t>
+            </w:r>
+            <w:proofErr w:type="spellStart"/>
+            <w:r>
+              <w:rPr>
+                <w:sz w:val="28"/>
+                <w:szCs w:val="28"/>
+                <w:lang w:val="en-US"/>
+              </w:rPr>
+              <w:t>int</w:t>
+            </w:r>
+            <w:proofErr w:type="spellEnd"/>
+            <w:r>
+              <w:rPr>
+                <w:sz w:val="28"/>
+                <w:szCs w:val="28"/>
+                <w:lang w:val="en-US"/>
+              </w:rPr>
+              <w:t xml:space="preserve"> </w:t>
+            </w:r>
+            <w:proofErr w:type="spellStart"/>
+            <w:r>
+              <w:rPr>
+                <w:sz w:val="28"/>
+                <w:szCs w:val="28"/>
+                <w:lang w:val="en-US"/>
+              </w:rPr>
+              <w:t>n_max</w:t>
+            </w:r>
+            <w:proofErr w:type="spellEnd"/>
+            <w:r>
+              <w:rPr>
+                <w:sz w:val="28"/>
+                <w:szCs w:val="28"/>
+                <w:lang w:val="en-US"/>
+              </w:rPr>
+              <w:t xml:space="preserve"> = 1;</w:t>
+            </w:r>
+          </w:p>
+          <w:p>
+            <w:pPr>
+              <w:pStyle w:val="TableParagraph"/>
+              <w:ind w:left="0"/>
+              <w:rPr>
+                <w:sz w:val="28"/>
+                <w:szCs w:val="28"/>
+                <w:lang w:val="en-US"/>
+              </w:rPr>
+            </w:pPr>
+            <w:r>
+              <w:rPr>
+                <w:sz w:val="28"/>
+                <w:szCs w:val="28"/>
+                <w:lang w:val="en-US"/>
+              </w:rPr>
+              <w:t xml:space="preserve">        double e = 0.05;</w:t>
+            </w:r>
+          </w:p>
+          <w:p>
+            <w:pPr>
+              <w:pStyle w:val="TableParagraph"/>
+              <w:ind w:left="0"/>
+              <w:rPr>
+                <w:sz w:val="28"/>
+                <w:szCs w:val="28"/>
+                <w:lang w:val="en-US"/>
+              </w:rPr>
+            </w:pPr>
+          </w:p>
+          <w:p>
+            <w:pPr>
+              <w:pStyle w:val="TableParagraph"/>
+              <w:ind w:left="0"/>
+              <w:rPr>
+                <w:sz w:val="28"/>
+                <w:szCs w:val="28"/>
+                <w:lang w:val="en-US"/>
+              </w:rPr>
+            </w:pPr>
+            <w:r>
+              <w:rPr>
+                <w:sz w:val="28"/>
+                <w:szCs w:val="28"/>
+                <w:lang w:val="en-US"/>
+              </w:rPr>
+              <w:t xml:space="preserve">        switch (choice)</w:t>
+            </w:r>
+          </w:p>
+          <w:p>
+            <w:pPr>
+              <w:pStyle w:val="TableParagraph"/>
+              <w:ind w:left="0"/>
+              <w:rPr>
+                <w:sz w:val="28"/>
+                <w:szCs w:val="28"/>
+                <w:lang w:val="en-US"/>
+              </w:rPr>
+            </w:pPr>
+            <w:r>
+              <w:rPr>
+                <w:sz w:val="28"/>
+                <w:szCs w:val="28"/>
+                <w:lang w:val="en-US"/>
+              </w:rPr>
+              <w:t xml:space="preserve">        {</w:t>
+            </w:r>
+          </w:p>
+          <w:p>
+            <w:pPr>
+              <w:pStyle w:val="TableParagraph"/>
+              <w:ind w:left="0"/>
+              <w:rPr>
+                <w:sz w:val="28"/>
+                <w:szCs w:val="28"/>
+                <w:lang w:val="en-US"/>
+              </w:rPr>
+            </w:pPr>
+            <w:r>
+              <w:rPr>
+                <w:sz w:val="28"/>
+                <w:szCs w:val="28"/>
+                <w:lang w:val="en-US"/>
+              </w:rPr>
+              <w:t xml:space="preserve">            case 0:</w:t>
+            </w:r>
+          </w:p>
+          <w:p>
+            <w:pPr>
+              <w:pStyle w:val="TableParagraph"/>
+              <w:ind w:left="0"/>
+              <w:rPr>
+                <w:sz w:val="28"/>
+                <w:szCs w:val="28"/>
+                <w:lang w:val="en-US"/>
+              </w:rPr>
+            </w:pPr>
+            <w:r>
+              <w:rPr>
+                <w:sz w:val="28"/>
+                <w:szCs w:val="28"/>
+                <w:lang w:val="en-US"/>
+              </w:rPr>
+              <w:t xml:space="preserve">                </w:t>
+            </w:r>
+            <w:proofErr w:type="spellStart"/>
+            <w:r>
+              <w:rPr>
+                <w:sz w:val="28"/>
+                <w:szCs w:val="28"/>
+                <w:lang w:val="en-US"/>
+              </w:rPr>
+              <w:t>Console.Write</w:t>
+            </w:r>
+            <w:proofErr w:type="spellEnd"/>
+            <w:r>
+              <w:rPr>
+                <w:sz w:val="28"/>
+                <w:szCs w:val="28"/>
+                <w:lang w:val="en-US"/>
+              </w:rPr>
+              <w:t>("</w:t>
+            </w:r>
+            <w:proofErr w:type="spellStart"/>
+            <w:r>
+              <w:rPr>
+                <w:sz w:val="28"/>
+                <w:szCs w:val="28"/>
+                <w:lang w:val="en-US"/>
+              </w:rPr>
+              <w:t>Введите</w:t>
+            </w:r>
+            <w:proofErr w:type="spellEnd"/>
+            <w:r>
+              <w:rPr>
+                <w:sz w:val="28"/>
+                <w:szCs w:val="28"/>
+                <w:lang w:val="en-US"/>
+              </w:rPr>
+              <w:t xml:space="preserve"> </w:t>
+            </w:r>
+            <w:proofErr w:type="spellStart"/>
+            <w:r>
+              <w:rPr>
+                <w:sz w:val="28"/>
+                <w:szCs w:val="28"/>
+                <w:lang w:val="en-US"/>
+              </w:rPr>
+              <w:t>точность</w:t>
+            </w:r>
+            <w:proofErr w:type="spellEnd"/>
+            <w:r>
+              <w:rPr>
+                <w:sz w:val="28"/>
+                <w:szCs w:val="28"/>
+                <w:lang w:val="en-US"/>
+              </w:rPr>
+              <w:t xml:space="preserve"> e (e &lt; 0.01): ");</w:t>
+            </w:r>
+          </w:p>
+          <w:p>
+            <w:pPr>
+              <w:pStyle w:val="TableParagraph"/>
+              <w:ind w:left="0"/>
+              <w:rPr>
+                <w:sz w:val="28"/>
+                <w:szCs w:val="28"/>
+                <w:lang w:val="en-US"/>
+              </w:rPr>
+            </w:pPr>
+            <w:r>
+              <w:rPr>
+                <w:sz w:val="28"/>
+                <w:szCs w:val="28"/>
+                <w:lang w:val="en-US"/>
+              </w:rPr>
+              <w:t xml:space="preserve">                e = </w:t>
+            </w:r>
+            <w:proofErr w:type="spellStart"/>
+            <w:r>
+              <w:rPr>
+                <w:sz w:val="28"/>
+                <w:szCs w:val="28"/>
+                <w:lang w:val="en-US"/>
+              </w:rPr>
+              <w:t>double.Parse</w:t>
+            </w:r>
+            <w:proofErr w:type="spellEnd"/>
+            <w:r>
+              <w:rPr>
+                <w:sz w:val="28"/>
+                <w:szCs w:val="28"/>
+                <w:lang w:val="en-US"/>
+              </w:rPr>
+              <w:t>(</w:t>
+            </w:r>
+            <w:proofErr w:type="spellStart"/>
+            <w:r>
+              <w:rPr>
+                <w:sz w:val="28"/>
+                <w:szCs w:val="28"/>
+                <w:lang w:val="en-US"/>
+              </w:rPr>
+              <w:t>Console.ReadLine</w:t>
+            </w:r>
+            <w:proofErr w:type="spellEnd"/>
+            <w:r>
+              <w:rPr>
+                <w:sz w:val="28"/>
+                <w:szCs w:val="28"/>
+                <w:lang w:val="en-US"/>
+              </w:rPr>
+              <w:t>());</w:t>
+            </w:r>
+          </w:p>
+          <w:p>
+            <w:pPr>
+              <w:pStyle w:val="TableParagraph"/>
+              <w:ind w:left="0"/>
+              <w:rPr>
+                <w:sz w:val="28"/>
+                <w:szCs w:val="28"/>
+                <w:lang w:val="en-US"/>
+              </w:rPr>
+            </w:pPr>
+            <w:r>
+              <w:rPr>
+                <w:sz w:val="28"/>
+                <w:szCs w:val="28"/>
+                <w:lang w:val="en-US"/>
+              </w:rPr>
+              <w:t xml:space="preserve">                break;</w:t>
+            </w:r>
+          </w:p>
+          <w:p>
+            <w:pPr>
+              <w:pStyle w:val="TableParagraph"/>
+              <w:ind w:left="0"/>
+              <w:rPr>
+                <w:sz w:val="28"/>
+                <w:szCs w:val="28"/>
+                <w:lang w:val="en-US"/>
+              </w:rPr>
+            </w:pPr>
+          </w:p>
+          <w:p>
+            <w:pPr>
+              <w:pStyle w:val="TableParagraph"/>
+              <w:ind w:left="0"/>
+              <w:rPr>
+                <w:sz w:val="28"/>
+                <w:szCs w:val="28"/>
+                <w:lang w:val="en-US"/>
+              </w:rPr>
+            </w:pPr>
+            <w:r>
+              <w:rPr>
+                <w:sz w:val="28"/>
+                <w:szCs w:val="28"/>
+                <w:lang w:val="en-US"/>
+              </w:rPr>
+              <w:t xml:space="preserve">            case 1:</w:t>
+            </w:r>
+          </w:p>
+          <w:p>
+            <w:pPr>
+              <w:pStyle w:val="TableParagraph"/>
+              <w:ind w:left="0"/>
+              <w:rPr>
+                <w:sz w:val="28"/>
+                <w:szCs w:val="28"/>
+                <w:lang w:val="en-US"/>
+              </w:rPr>
+            </w:pPr>
+            <w:r>
+              <w:rPr>
+                <w:sz w:val="28"/>
+                <w:szCs w:val="28"/>
+                <w:lang w:val="en-US"/>
+              </w:rPr>
+              <w:t xml:space="preserve">                </w:t>
+            </w:r>
+            <w:proofErr w:type="spellStart"/>
+            <w:r>
+              <w:rPr>
+                <w:sz w:val="28"/>
+                <w:szCs w:val="28"/>
+                <w:lang w:val="en-US"/>
+              </w:rPr>
+              <w:t>Console.Write</w:t>
+            </w:r>
+            <w:proofErr w:type="spellEnd"/>
+            <w:r>
+              <w:rPr>
+                <w:sz w:val="28"/>
+                <w:szCs w:val="28"/>
+                <w:lang w:val="en-US"/>
+              </w:rPr>
+              <w:t>("</w:t>
+            </w:r>
+            <w:proofErr w:type="spellStart"/>
+            <w:r>
+              <w:rPr>
+                <w:sz w:val="28"/>
+                <w:szCs w:val="28"/>
+                <w:lang w:val="en-US"/>
+              </w:rPr>
+              <w:t>Введите</w:t>
+            </w:r>
+            <w:proofErr w:type="spellEnd"/>
+            <w:r>
+              <w:rPr>
+                <w:sz w:val="28"/>
+                <w:szCs w:val="28"/>
+                <w:lang w:val="en-US"/>
+              </w:rPr>
+              <w:t xml:space="preserve"> </w:t>
+            </w:r>
+            <w:proofErr w:type="spellStart"/>
+            <w:r>
+              <w:rPr>
+                <w:sz w:val="28"/>
+                <w:szCs w:val="28"/>
+                <w:lang w:val="en-US"/>
+              </w:rPr>
+              <w:t>номер</w:t>
+            </w:r>
+            <w:proofErr w:type="spellEnd"/>
+            <w:r>
+              <w:rPr>
+                <w:sz w:val="28"/>
+                <w:szCs w:val="28"/>
+                <w:lang w:val="en-US"/>
+              </w:rPr>
+              <w:t xml:space="preserve"> </w:t>
+            </w:r>
+            <w:proofErr w:type="spellStart"/>
+            <w:r>
+              <w:rPr>
+                <w:sz w:val="28"/>
+                <w:szCs w:val="28"/>
+                <w:lang w:val="en-US"/>
+              </w:rPr>
+              <w:t>члена</w:t>
+            </w:r>
+            <w:proofErr w:type="spellEnd"/>
+            <w:r>
+              <w:rPr>
+                <w:sz w:val="28"/>
+                <w:szCs w:val="28"/>
+                <w:lang w:val="en-US"/>
+              </w:rPr>
+              <w:t xml:space="preserve"> </w:t>
+            </w:r>
+            <w:proofErr w:type="spellStart"/>
+            <w:r>
+              <w:rPr>
+                <w:sz w:val="28"/>
+                <w:szCs w:val="28"/>
+                <w:lang w:val="en-US"/>
+              </w:rPr>
+              <w:t>ряда</w:t>
+            </w:r>
+            <w:proofErr w:type="spellEnd"/>
+            <w:r>
+              <w:rPr>
+                <w:sz w:val="28"/>
+                <w:szCs w:val="28"/>
+                <w:lang w:val="en-US"/>
+              </w:rPr>
+              <w:t xml:space="preserve"> n (n &gt; 0): ");</w:t>
+            </w:r>
+          </w:p>
+          <w:p>
+            <w:pPr>
+              <w:pStyle w:val="TableParagraph"/>
+              <w:ind w:left="0"/>
+              <w:rPr>
+                <w:sz w:val="28"/>
+                <w:szCs w:val="28"/>
+                <w:lang w:val="en-US"/>
+              </w:rPr>
+            </w:pPr>
+            <w:r>
+              <w:rPr>
+                <w:sz w:val="28"/>
+                <w:szCs w:val="28"/>
+                <w:lang w:val="en-US"/>
+              </w:rPr>
+              <w:t xml:space="preserve">                </w:t>
+            </w:r>
+            <w:proofErr w:type="spellStart"/>
+            <w:r>
+              <w:rPr>
+                <w:sz w:val="28"/>
+                <w:szCs w:val="28"/>
+                <w:lang w:val="en-US"/>
+              </w:rPr>
+              <w:t>n_max</w:t>
+            </w:r>
+            <w:proofErr w:type="spellEnd"/>
+            <w:r>
+              <w:rPr>
+                <w:sz w:val="28"/>
+                <w:szCs w:val="28"/>
+                <w:lang w:val="en-US"/>
+              </w:rPr>
+              <w:t xml:space="preserve"> = </w:t>
+            </w:r>
+            <w:proofErr w:type="spellStart"/>
+            <w:r>
+              <w:rPr>
+                <w:sz w:val="28"/>
+                <w:szCs w:val="28"/>
+                <w:lang w:val="en-US"/>
+              </w:rPr>
+              <w:t>int.Parse</w:t>
+            </w:r>
+            <w:proofErr w:type="spellEnd"/>
+            <w:r>
+              <w:rPr>
+                <w:sz w:val="28"/>
+                <w:szCs w:val="28"/>
+                <w:lang w:val="en-US"/>
+              </w:rPr>
+              <w:t>(</w:t>
+            </w:r>
+            <w:proofErr w:type="spellStart"/>
+            <w:r>
+              <w:rPr>
+                <w:sz w:val="28"/>
+                <w:szCs w:val="28"/>
+                <w:lang w:val="en-US"/>
+              </w:rPr>
+              <w:t>Console.ReadLine</w:t>
+            </w:r>
+            <w:proofErr w:type="spellEnd"/>
+            <w:r>
+              <w:rPr>
+                <w:sz w:val="28"/>
+                <w:szCs w:val="28"/>
+                <w:lang w:val="en-US"/>
+              </w:rPr>
+              <w:t>());</w:t>
+            </w:r>
+          </w:p>
+          <w:p>
+            <w:pPr>
+              <w:pStyle w:val="TableParagraph"/>
+              <w:ind w:left="0"/>
+              <w:rPr>
+                <w:sz w:val="28"/>
+                <w:szCs w:val="28"/>
+                <w:lang w:val="en-US"/>
+              </w:rPr>
+            </w:pPr>
+            <w:r>
+              <w:rPr>
+                <w:sz w:val="28"/>
+                <w:szCs w:val="28"/>
+                <w:lang w:val="en-US"/>
+              </w:rPr>
+              <w:t xml:space="preserve">                break;</w:t>
+            </w:r>
+          </w:p>
+          <w:p>
+            <w:pPr>
+              <w:pStyle w:val="TableParagraph"/>
+              <w:ind w:left="0"/>
+              <w:rPr>
+                <w:sz w:val="28"/>
+                <w:szCs w:val="28"/>
+                <w:lang w:val="en-US"/>
+              </w:rPr>
+            </w:pPr>
+            <w:r>
+              <w:rPr>
+                <w:sz w:val="28"/>
+                <w:szCs w:val="28"/>
+                <w:lang w:val="en-US"/>
+              </w:rPr>
+              <w:t xml:space="preserve">        }</w:t>
+            </w:r>
+          </w:p>
+          <w:p>
+            <w:pPr>
+              <w:pStyle w:val="TableParagraph"/>
+              <w:ind w:left="0"/>
+              <w:rPr>
+                <w:sz w:val="28"/>
+                <w:szCs w:val="28"/>
+                <w:lang w:val="en-US"/>
+              </w:rPr>
+            </w:pPr>
+          </w:p>
+          <w:p>
+            <w:pPr>
+              <w:pStyle w:val="TableParagraph"/>
+              <w:ind w:left="0"/>
+              <w:rPr>
+                <w:sz w:val="28"/>
+                <w:szCs w:val="28"/>
+                <w:lang w:val="en-US"/>
+              </w:rPr>
+            </w:pPr>
+            <w:r>
+              <w:rPr>
+                <w:sz w:val="28"/>
+                <w:szCs w:val="28"/>
+                <w:lang w:val="en-US"/>
+              </w:rPr>
+              <w:t xml:space="preserve">        double result = 0;</w:t>
+            </w:r>
+          </w:p>
+          <w:p>
+            <w:pPr>
+              <w:pStyle w:val="TableParagraph"/>
+              <w:ind w:left="0"/>
+              <w:rPr>
+                <w:sz w:val="28"/>
+                <w:szCs w:val="28"/>
+                <w:lang w:val="en-US"/>
+              </w:rPr>
+            </w:pPr>
+            <w:r>
+              <w:rPr>
+                <w:sz w:val="28"/>
+                <w:szCs w:val="28"/>
+                <w:lang w:val="en-US"/>
+              </w:rPr>
+              <w:t xml:space="preserve">        double term;</w:t>
+            </w:r>
+          </w:p>
+          <w:p>
+            <w:pPr>
+              <w:pStyle w:val="TableParagraph"/>
+              <w:ind w:left="0"/>
+              <w:rPr>
+                <w:sz w:val="28"/>
+                <w:szCs w:val="28"/>
+                <w:lang w:val="en-US"/>
+              </w:rPr>
+            </w:pPr>
+            <w:r>
+              <w:rPr>
+                <w:sz w:val="28"/>
+                <w:szCs w:val="28"/>
+                <w:lang w:val="en-US"/>
+              </w:rPr>
+              <w:t xml:space="preserve">        </w:t>
+            </w:r>
+            <w:proofErr w:type="spellStart"/>
+            <w:r>
+              <w:rPr>
+                <w:sz w:val="28"/>
+                <w:szCs w:val="28"/>
+                <w:lang w:val="en-US"/>
+              </w:rPr>
+              <w:t>int</w:t>
+            </w:r>
+            <w:proofErr w:type="spellEnd"/>
+            <w:r>
+              <w:rPr>
+                <w:sz w:val="28"/>
+                <w:szCs w:val="28"/>
+                <w:lang w:val="en-US"/>
+              </w:rPr>
+              <w:t xml:space="preserve"> n = 1;</w:t>
+            </w:r>
+          </w:p>
+          <w:p>
+            <w:pPr>
+              <w:pStyle w:val="TableParagraph"/>
+              <w:ind w:left="0"/>
+              <w:rPr>
+                <w:sz w:val="28"/>
+                <w:szCs w:val="28"/>
+                <w:lang w:val="en-US"/>
+              </w:rPr>
+            </w:pPr>
+          </w:p>
+          <w:p>
+            <w:pPr>
+              <w:pStyle w:val="TableParagraph"/>
+              <w:ind w:left="0"/>
+              <w:rPr>
+                <w:sz w:val="28"/>
+                <w:szCs w:val="28"/>
+                <w:lang w:val="en-US"/>
+              </w:rPr>
+            </w:pPr>
+            <w:r>
+              <w:rPr>
+                <w:sz w:val="28"/>
+                <w:szCs w:val="28"/>
+                <w:lang w:val="en-US"/>
+              </w:rPr>
+              <w:t xml:space="preserve">        while (true)</w:t>
+            </w:r>
+          </w:p>
+          <w:p>
+            <w:pPr>
+              <w:pStyle w:val="TableParagraph"/>
+              <w:ind w:left="0"/>
+              <w:rPr>
+                <w:sz w:val="28"/>
+                <w:szCs w:val="28"/>
+                <w:lang w:val="en-US"/>
+              </w:rPr>
+            </w:pPr>
+            <w:r>
+              <w:rPr>
+                <w:sz w:val="28"/>
+                <w:szCs w:val="28"/>
+                <w:lang w:val="en-US"/>
+              </w:rPr>
+              <w:t xml:space="preserve">        {</w:t>
+            </w:r>
+          </w:p>
+          <w:p>
+            <w:pPr>
+              <w:pStyle w:val="TableParagraph"/>
+              <w:ind w:left="0"/>
+              <w:rPr>
+                <w:sz w:val="28"/>
+                <w:szCs w:val="28"/>
+                <w:lang w:val="en-US"/>
+              </w:rPr>
+            </w:pPr>
+            <w:r>
+              <w:rPr>
+                <w:sz w:val="28"/>
+                <w:szCs w:val="28"/>
+                <w:lang w:val="en-US"/>
+              </w:rPr>
+              <w:t xml:space="preserve">            term = </w:t>
+            </w:r>
+            <w:proofErr w:type="spellStart"/>
+            <w:r>
+              <w:rPr>
+                <w:sz w:val="28"/>
+                <w:szCs w:val="28"/>
+                <w:lang w:val="en-US"/>
+              </w:rPr>
+              <w:t>Math.Pow</w:t>
+            </w:r>
+            <w:proofErr w:type="spellEnd"/>
+            <w:r>
+              <w:rPr>
+                <w:sz w:val="28"/>
+                <w:szCs w:val="28"/>
+                <w:lang w:val="en-US"/>
+              </w:rPr>
+              <w:t xml:space="preserve">(-1, n + 1) * </w:t>
+            </w:r>
+            <w:proofErr w:type="spellStart"/>
+            <w:r>
+              <w:rPr>
+                <w:sz w:val="28"/>
+                <w:szCs w:val="28"/>
+                <w:lang w:val="en-US"/>
+              </w:rPr>
+              <w:t>Math.Pow</w:t>
+            </w:r>
+            <w:proofErr w:type="spellEnd"/>
+            <w:r>
+              <w:rPr>
+                <w:sz w:val="28"/>
+                <w:szCs w:val="28"/>
+                <w:lang w:val="en-US"/>
+              </w:rPr>
+              <w:t>(x, n) / n;</w:t>
+            </w:r>
+          </w:p>
+          <w:p>
+            <w:pPr>
+              <w:pStyle w:val="TableParagraph"/>
+              <w:ind w:left="0"/>
+              <w:rPr>
+                <w:sz w:val="28"/>
+                <w:szCs w:val="28"/>
+                <w:lang w:val="en-US"/>
+              </w:rPr>
+            </w:pPr>
+            <w:r>
+              <w:rPr>
+                <w:sz w:val="28"/>
+                <w:szCs w:val="28"/>
+                <w:lang w:val="en-US"/>
+              </w:rPr>
+              <w:t xml:space="preserve">            if ((choice == 0 &amp;&amp; </w:t>
+            </w:r>
+            <w:proofErr w:type="spellStart"/>
+            <w:r>
+              <w:rPr>
+                <w:sz w:val="28"/>
+                <w:szCs w:val="28"/>
+                <w:lang w:val="en-US"/>
+              </w:rPr>
+              <w:t>Math.Abs</w:t>
+            </w:r>
+            <w:proofErr w:type="spellEnd"/>
+            <w:r>
+              <w:rPr>
+                <w:sz w:val="28"/>
+                <w:szCs w:val="28"/>
+                <w:lang w:val="en-US"/>
+              </w:rPr>
+              <w:t xml:space="preserve">(term) &gt; e) || (choice == 1 &amp;&amp; n &lt; </w:t>
+            </w:r>
+            <w:proofErr w:type="spellStart"/>
+            <w:r>
+              <w:rPr>
+                <w:sz w:val="28"/>
+                <w:szCs w:val="28"/>
+                <w:lang w:val="en-US"/>
+              </w:rPr>
+              <w:t>n_max</w:t>
+            </w:r>
+            <w:proofErr w:type="spellEnd"/>
+            <w:r>
+              <w:rPr>
+                <w:sz w:val="28"/>
+                <w:szCs w:val="28"/>
+                <w:lang w:val="en-US"/>
+              </w:rPr>
+              <w:t>))</w:t>
+            </w:r>
+          </w:p>
+          <w:p>
+            <w:pPr>
+              <w:pStyle w:val="TableParagraph"/>
+              <w:ind w:left="0"/>
+              <w:rPr>
+                <w:sz w:val="28"/>
+                <w:szCs w:val="28"/>
+                <w:lang w:val="en-US"/>
+              </w:rPr>
+            </w:pPr>
+            <w:r>
+              <w:rPr>
+                <w:sz w:val="28"/>
+                <w:szCs w:val="28"/>
+                <w:lang w:val="en-US"/>
+              </w:rPr>
+              <w:t xml:space="preserve">            {</w:t>
+            </w:r>
+          </w:p>
+          <w:p>
+            <w:pPr>
+              <w:pStyle w:val="TableParagraph"/>
+              <w:ind w:left="0"/>
+              <w:rPr>
+                <w:sz w:val="28"/>
+                <w:szCs w:val="28"/>
+                <w:lang w:val="en-US"/>
+              </w:rPr>
+            </w:pPr>
+            <w:r>
+              <w:rPr>
+                <w:sz w:val="28"/>
+                <w:szCs w:val="28"/>
+                <w:lang w:val="en-US"/>
+              </w:rPr>
+              <w:t xml:space="preserve">              break;</w:t>
+            </w:r>
+          </w:p>
+          <w:p>
+            <w:pPr>
+              <w:pStyle w:val="TableParagraph"/>
+              <w:ind w:left="0"/>
+              <w:rPr>
+                <w:sz w:val="28"/>
+                <w:szCs w:val="28"/>
+                <w:lang w:val="en-US"/>
+              </w:rPr>
+            </w:pPr>
+            <w:r>
+              <w:rPr>
+                <w:sz w:val="28"/>
+                <w:szCs w:val="28"/>
+                <w:lang w:val="en-US"/>
+              </w:rPr>
+              <w:t xml:space="preserve">            }</w:t>
+            </w:r>
+          </w:p>
+          <w:p>
+            <w:pPr>
+              <w:pStyle w:val="TableParagraph"/>
+              <w:ind w:left="0"/>
+              <w:rPr>
+                <w:sz w:val="28"/>
+                <w:szCs w:val="28"/>
+                <w:lang w:val="en-US"/>
+              </w:rPr>
+            </w:pPr>
+            <w:r>
+              <w:rPr>
+                <w:sz w:val="28"/>
+                <w:szCs w:val="28"/>
+                <w:lang w:val="en-US"/>
+              </w:rPr>
+              <w:t xml:space="preserve">            result += term;</w:t>
+            </w:r>
+          </w:p>
+          <w:p>
+            <w:pPr>
+              <w:pStyle w:val="TableParagraph"/>
+              <w:ind w:left="0"/>
+              <w:rPr>
+                <w:sz w:val="28"/>
+                <w:szCs w:val="28"/>
+                <w:lang w:val="en-US"/>
+              </w:rPr>
+            </w:pPr>
+            <w:r>
+              <w:rPr>
+                <w:sz w:val="28"/>
+                <w:szCs w:val="28"/>
+                <w:lang w:val="en-US"/>
+              </w:rPr>
+              <w:t xml:space="preserve">            n++;</w:t>
+            </w:r>
+          </w:p>
+          <w:p>
+            <w:pPr>
+              <w:pStyle w:val="TableParagraph"/>
+              <w:ind w:left="0"/>
+              <w:rPr>
+                <w:sz w:val="28"/>
+                <w:szCs w:val="28"/>
+                <w:lang w:val="en-US"/>
+              </w:rPr>
+            </w:pPr>
+            <w:r>
+              <w:rPr>
+                <w:sz w:val="28"/>
+                <w:szCs w:val="28"/>
+                <w:lang w:val="en-US"/>
+              </w:rPr>
+              <w:t xml:space="preserve">        }</w:t>
+            </w:r>
+          </w:p>
+          <w:p>
+            <w:pPr>
+              <w:pStyle w:val="TableParagraph"/>
+              <w:ind w:left="0"/>
+              <w:rPr>
+                <w:sz w:val="28"/>
+                <w:szCs w:val="28"/>
+                <w:lang w:val="en-US"/>
+              </w:rPr>
+            </w:pPr>
+          </w:p>
+          <w:p>
+            <w:pPr>
+              <w:pStyle w:val="TableParagraph"/>
+              <w:ind w:left="0"/>
+              <w:rPr>
+                <w:sz w:val="28"/>
+                <w:szCs w:val="28"/>
+                <w:lang w:val="en-US"/>
+              </w:rPr>
+            </w:pPr>
+            <w:r>
+              <w:rPr>
+                <w:sz w:val="28"/>
+                <w:szCs w:val="28"/>
+                <w:lang w:val="en-US"/>
+              </w:rPr>
+              <w:t xml:space="preserve">        </w:t>
+            </w:r>
+            <w:proofErr w:type="spellStart"/>
+            <w:r>
+              <w:rPr>
+                <w:sz w:val="28"/>
+                <w:szCs w:val="28"/>
+                <w:lang w:val="en-US"/>
+              </w:rPr>
+              <w:t>Console.WriteLine</w:t>
+            </w:r>
+            <w:proofErr w:type="spellEnd"/>
+            <w:r>
+              <w:rPr>
+                <w:sz w:val="28"/>
+                <w:szCs w:val="28"/>
+                <w:lang w:val="en-US"/>
+              </w:rPr>
+              <w:t>($"</w:t>
+            </w:r>
+            <w:proofErr w:type="spellStart"/>
+            <w:r>
+              <w:rPr>
+                <w:sz w:val="28"/>
+                <w:szCs w:val="28"/>
+                <w:lang w:val="en-US"/>
+              </w:rPr>
+              <w:t>Значение</w:t>
+            </w:r>
+            <w:proofErr w:type="spellEnd"/>
+            <w:r>
+              <w:rPr>
+                <w:sz w:val="28"/>
+                <w:szCs w:val="28"/>
+                <w:lang w:val="en-US"/>
+              </w:rPr>
+              <w:t xml:space="preserve"> </w:t>
+            </w:r>
+            <w:proofErr w:type="spellStart"/>
+            <w:r>
+              <w:rPr>
+                <w:sz w:val="28"/>
+                <w:szCs w:val="28"/>
+                <w:lang w:val="en-US"/>
+              </w:rPr>
+              <w:t>функции</w:t>
+            </w:r>
+            <w:proofErr w:type="spellEnd"/>
+            <w:r>
+              <w:rPr>
+                <w:sz w:val="28"/>
+                <w:szCs w:val="28"/>
+                <w:lang w:val="en-US"/>
+              </w:rPr>
+              <w:t xml:space="preserve"> f(x): {result}");</w:t>
+            </w:r>
+          </w:p>
+          <w:p>
+            <w:pPr>
+              <w:pStyle w:val="TableParagraph"/>
+              <w:ind w:left="0"/>
+              <w:rPr>
+                <w:sz w:val="28"/>
+                <w:szCs w:val="28"/>
+                <w:lang w:val="en-US"/>
+              </w:rPr>
+            </w:pPr>
+            <w:r>
+              <w:rPr>
+                <w:sz w:val="28"/>
+                <w:szCs w:val="28"/>
+                <w:lang w:val="en-US"/>
+              </w:rPr>
+              <w:t xml:space="preserve">    }</w:t>
+            </w:r>
+          </w:p>
+          <w:p>
+            <w:pPr>
+              <w:pStyle w:val="TableParagraph"/>
+              <w:ind w:left="0"/>
+              <w:rPr>
+                <w:sz w:val="28"/>
+                <w:szCs w:val="28"/>
+                <w:lang w:val="en-US"/>
+              </w:rPr>
+            </w:pPr>
+            <w:r>
+              <w:rPr>
+                <w:sz w:val="28"/>
+                <w:szCs w:val="28"/>
+                <w:lang w:val="en-US"/>
+              </w:rPr>
+              <w:t>}</w:t>
             </w:r>
           </w:p>
         </w:tc>
@@ -3293,11 +4694,10 @@
                 <w:szCs w:val="28"/>
                 <w:lang w:eastAsia="ru-RU"/>
               </w:rPr>
-              <w:lastRenderedPageBreak/>
               <mc:AlternateContent>
                 <mc:Choice Requires="wpg">
                   <w:drawing>
-                    <wp:inline distT="0" distB="0" distL="0" distR="0">
+                    <wp:inline distT="0" distB="0" distL="0" distR="0" wp14:anchorId="7F68BC9D" wp14:editId="7018D7CE">
                       <wp:extent cx="697230" cy="711835"/>
                       <wp:effectExtent l="9525" t="0" r="0" b="12065"/>
                       <wp:docPr id="14" name="Group 14"/>
@@ -3409,7 +4809,7 @@
                 <w:szCs w:val="28"/>
               </w:rPr>
               <w:drawing>
-                <wp:inline distT="0" distB="0" distL="0" distR="0">
+                <wp:inline distT="0" distB="0" distL="0" distR="0" wp14:anchorId="041BF4F2" wp14:editId="3F90AC2D">
                   <wp:extent cx="5684520" cy="3625850"/>
                   <wp:effectExtent l="0" t="0" r="5080" b="6350"/>
                   <wp:docPr id="765601508" name="Picture 26"/>
@@ -3424,7 +4824,7 @@
                           <pic:cNvPicPr/>
                         </pic:nvPicPr>
                         <pic:blipFill>
-                          <a:blip r:embed="rId11">
+                          <a:blip r:embed="rId10">
                             <a:extLst>
                               <a:ext uri="{28A0092B-C50C-407E-A947-70E740481C1C}">
                                 <a14:useLocalDpi xmlns:a14="http://schemas.microsoft.com/office/drawing/2010/main" val="0"/>
@@ -3592,7 +4992,7 @@
               <mc:AlternateContent>
                 <mc:Choice Requires="wpg">
                   <w:drawing>
-                    <wp:inline distT="0" distB="0" distL="0" distR="0" wp14:anchorId="5C33B005" wp14:editId="45F49228">
+                    <wp:inline distT="0" distB="0" distL="0" distR="0" wp14:anchorId="2C2A0008" wp14:editId="625009E5">
                       <wp:extent cx="697230" cy="1183005"/>
                       <wp:effectExtent l="9525" t="0" r="0" b="7619"/>
                       <wp:docPr id="2" name="Group 10"/>
@@ -3937,7 +5337,6 @@
                 <w:sz w:val="28"/>
                 <w:szCs w:val="28"/>
               </w:rPr>
-              <w:lastRenderedPageBreak/>
               <w:t xml:space="preserve">            </w:t>
             </w:r>
             <w:r>
@@ -4070,7 +5469,6 @@
                 <w:sz w:val="28"/>
                 <w:szCs w:val="28"/>
               </w:rPr>
-              <w:lastRenderedPageBreak/>
               <w:t>Решение:</w:t>
             </w:r>
           </w:p>
@@ -4101,11 +5499,10 @@
                 <w:szCs w:val="28"/>
                 <w:lang w:eastAsia="ru-RU"/>
               </w:rPr>
-              <w:lastRenderedPageBreak/>
               <mc:AlternateContent>
                 <mc:Choice Requires="wpg">
                   <w:drawing>
-                    <wp:inline distT="0" distB="0" distL="0" distR="0" wp14:anchorId="1F8210D0" wp14:editId="5BCBBEB2">
+                    <wp:inline distT="0" distB="0" distL="0" distR="0" wp14:anchorId="339891F9" wp14:editId="7F24D9FD">
                       <wp:extent cx="697230" cy="242570"/>
                       <wp:effectExtent l="9525" t="0" r="0" b="5079"/>
                       <wp:docPr id="4" name="Group 12"/>
@@ -4219,7 +5616,7 @@
                 <w:lang w:val="en-US"/>
               </w:rPr>
               <w:drawing>
-                <wp:inline distT="0" distB="0" distL="0" distR="0">
+                <wp:inline distT="0" distB="0" distL="0" distR="0" wp14:anchorId="43CBCBA0" wp14:editId="4CA4F507">
                   <wp:extent cx="5684520" cy="9233535"/>
                   <wp:effectExtent l="0" t="0" r="0" b="0"/>
                   <wp:docPr id="1231431275" name="Picture 29"/>
@@ -4234,7 +5631,7 @@
                           <pic:cNvPicPr/>
                         </pic:nvPicPr>
                         <pic:blipFill>
-                          <a:blip r:embed="rId12" cstate="print">
+                          <a:blip r:embed="rId11" cstate="print">
                             <a:extLst>
                               <a:ext uri="{28A0092B-C50C-407E-A947-70E740481C1C}">
                                 <a14:useLocalDpi xmlns:a14="http://schemas.microsoft.com/office/drawing/2010/main" val="0"/>
@@ -4295,7 +5692,6 @@
                 <w:sz w:val="28"/>
                 <w:szCs w:val="28"/>
               </w:rPr>
-              <w:lastRenderedPageBreak/>
               <w:t>Ответ:</w:t>
             </w:r>
           </w:p>
@@ -4329,7 +5725,7 @@
               <mc:AlternateContent>
                 <mc:Choice Requires="wpg">
                   <w:drawing>
-                    <wp:inline distT="0" distB="0" distL="0" distR="0" wp14:anchorId="7925E575" wp14:editId="3DE0ABEB">
+                    <wp:inline distT="0" distB="0" distL="0" distR="0" wp14:anchorId="14781763" wp14:editId="5E25F107">
                       <wp:extent cx="697230" cy="711835"/>
                       <wp:effectExtent l="9525" t="0" r="0" b="12065"/>
                       <wp:docPr id="6" name="Group 14"/>
@@ -4441,7 +5837,7 @@
                 <w:szCs w:val="28"/>
               </w:rPr>
               <w:drawing>
-                <wp:inline distT="0" distB="0" distL="0" distR="0">
+                <wp:inline distT="0" distB="0" distL="0" distR="0" wp14:anchorId="709C7EFE" wp14:editId="3EC0D43A">
                   <wp:extent cx="5684520" cy="5911215"/>
                   <wp:effectExtent l="0" t="0" r="5080" b="0"/>
                   <wp:docPr id="744614160" name="Picture 27"/>
@@ -4456,7 +5852,7 @@
                           <pic:cNvPicPr/>
                         </pic:nvPicPr>
                         <pic:blipFill>
-                          <a:blip r:embed="rId13">
+                          <a:blip r:embed="rId12">
                             <a:extLst>
                               <a:ext uri="{28A0092B-C50C-407E-A947-70E740481C1C}">
                                 <a14:useLocalDpi xmlns:a14="http://schemas.microsoft.com/office/drawing/2010/main" val="0"/>
@@ -4589,7 +5985,7 @@
               <mc:AlternateContent>
                 <mc:Choice Requires="wpg">
                   <w:drawing>
-                    <wp:inline distT="0" distB="0" distL="0" distR="0" wp14:anchorId="5C33B005" wp14:editId="45F49228">
+                    <wp:inline distT="0" distB="0" distL="0" distR="0" wp14:anchorId="069A9BF3" wp14:editId="745D7BD0">
                       <wp:extent cx="697230" cy="1183005"/>
                       <wp:effectExtent l="9525" t="0" r="0" b="7619"/>
                       <wp:docPr id="8" name="Group 10"/>
@@ -4824,7 +6220,6 @@
                 <w:sz w:val="28"/>
                 <w:szCs w:val="28"/>
               </w:rPr>
-              <w:lastRenderedPageBreak/>
               <w:t xml:space="preserve">            Результат: 2 / 3 </w:t>
             </w:r>
           </w:p>
@@ -5214,7 +6609,6 @@
                 <w:sz w:val="28"/>
                 <w:szCs w:val="28"/>
               </w:rPr>
-              <w:lastRenderedPageBreak/>
               <w:t>Решение:</w:t>
             </w:r>
           </w:p>
@@ -5245,11 +6639,10 @@
                 <w:szCs w:val="28"/>
                 <w:lang w:eastAsia="ru-RU"/>
               </w:rPr>
-              <w:lastRenderedPageBreak/>
               <mc:AlternateContent>
                 <mc:Choice Requires="wpg">
                   <w:drawing>
-                    <wp:inline distT="0" distB="0" distL="0" distR="0" wp14:anchorId="1F8210D0" wp14:editId="5BCBBEB2">
+                    <wp:inline distT="0" distB="0" distL="0" distR="0" wp14:anchorId="4163BFCA" wp14:editId="2AC19182">
                       <wp:extent cx="697230" cy="242570"/>
                       <wp:effectExtent l="9525" t="0" r="0" b="5079"/>
                       <wp:docPr id="16" name="Group 12"/>
@@ -5363,7 +6756,7 @@
                 <w:lang w:val="en-US"/>
               </w:rPr>
               <w:drawing>
-                <wp:inline distT="0" distB="0" distL="0" distR="0">
+                <wp:inline distT="0" distB="0" distL="0" distR="0" wp14:anchorId="5EF7FBFF" wp14:editId="1686CE4C">
                   <wp:extent cx="5684520" cy="8443595"/>
                   <wp:effectExtent l="0" t="0" r="0" b="0"/>
                   <wp:docPr id="1768292915" name="Picture 46"/>
@@ -5378,7 +6771,7 @@
                           <pic:cNvPicPr/>
                         </pic:nvPicPr>
                         <pic:blipFill>
-                          <a:blip r:embed="rId14" cstate="print">
+                          <a:blip r:embed="rId13" cstate="print">
                             <a:extLst>
                               <a:ext uri="{28A0092B-C50C-407E-A947-70E740481C1C}">
                                 <a14:useLocalDpi xmlns:a14="http://schemas.microsoft.com/office/drawing/2010/main" val="0"/>
@@ -5469,11 +6862,10 @@
                 <w:szCs w:val="28"/>
                 <w:lang w:eastAsia="ru-RU"/>
               </w:rPr>
-              <w:lastRenderedPageBreak/>
               <mc:AlternateContent>
                 <mc:Choice Requires="wpg">
                   <w:drawing>
-                    <wp:inline distT="0" distB="0" distL="0" distR="0" wp14:anchorId="7925E575" wp14:editId="3DE0ABEB">
+                    <wp:inline distT="0" distB="0" distL="0" distR="0" wp14:anchorId="7B7C3813" wp14:editId="67802D82">
                       <wp:extent cx="697230" cy="711835"/>
                       <wp:effectExtent l="9525" t="0" r="0" b="12065"/>
                       <wp:docPr id="18" name="Group 14"/>
@@ -5585,7 +6977,7 @@
                 <w:szCs w:val="28"/>
               </w:rPr>
               <w:drawing>
-                <wp:inline distT="0" distB="0" distL="0" distR="0">
+                <wp:inline distT="0" distB="0" distL="0" distR="0" wp14:anchorId="3B5EB0C3" wp14:editId="3AB00F31">
                   <wp:extent cx="3556000" cy="8216900"/>
                   <wp:effectExtent l="0" t="0" r="0" b="0"/>
                   <wp:docPr id="1900299487" name="Picture 31"/>
@@ -5600,7 +6992,7 @@
                           <pic:cNvPicPr/>
                         </pic:nvPicPr>
                         <pic:blipFill>
-                          <a:blip r:embed="rId15">
+                          <a:blip r:embed="rId14">
                             <a:extLst>
                               <a:ext uri="{28A0092B-C50C-407E-A947-70E740481C1C}">
                                 <a14:useLocalDpi xmlns:a14="http://schemas.microsoft.com/office/drawing/2010/main" val="0"/>
@@ -5730,11 +7122,10 @@
                 <w:szCs w:val="28"/>
                 <w:lang w:eastAsia="ru-RU"/>
               </w:rPr>
-              <w:lastRenderedPageBreak/>
               <mc:AlternateContent>
                 <mc:Choice Requires="wpg">
                   <w:drawing>
-                    <wp:inline distT="0" distB="0" distL="0" distR="0" wp14:anchorId="5C33B005" wp14:editId="45F49228">
+                    <wp:inline distT="0" distB="0" distL="0" distR="0" wp14:anchorId="0F43A94A" wp14:editId="31C2313C">
                       <wp:extent cx="697230" cy="1183005"/>
                       <wp:effectExtent l="9525" t="0" r="0" b="7619"/>
                       <wp:docPr id="20" name="Group 10"/>
@@ -5964,7 +7355,7 @@
               <mc:AlternateContent>
                 <mc:Choice Requires="wpg">
                   <w:drawing>
-                    <wp:inline distT="0" distB="0" distL="0" distR="0" wp14:anchorId="1F8210D0" wp14:editId="5BCBBEB2">
+                    <wp:inline distT="0" distB="0" distL="0" distR="0" wp14:anchorId="01E78ADD" wp14:editId="2AC6FF60">
                       <wp:extent cx="697230" cy="242570"/>
                       <wp:effectExtent l="9525" t="0" r="0" b="5079"/>
                       <wp:docPr id="22" name="Group 12"/>
@@ -6076,7 +7467,7 @@
                 <w:szCs w:val="28"/>
               </w:rPr>
               <w:drawing>
-                <wp:inline distT="0" distB="0" distL="0" distR="0">
+                <wp:inline distT="0" distB="0" distL="0" distR="0" wp14:anchorId="2F3FDD78" wp14:editId="40201C09">
                   <wp:extent cx="5684520" cy="5370830"/>
                   <wp:effectExtent l="0" t="0" r="0" b="0"/>
                   <wp:docPr id="55604974" name="Picture 35"/>
@@ -6091,7 +7482,7 @@
                           <pic:cNvPicPr/>
                         </pic:nvPicPr>
                         <pic:blipFill>
-                          <a:blip r:embed="rId16" cstate="print">
+                          <a:blip r:embed="rId15" cstate="print">
                             <a:extLst>
                               <a:ext uri="{28A0092B-C50C-407E-A947-70E740481C1C}">
                                 <a14:useLocalDpi xmlns:a14="http://schemas.microsoft.com/office/drawing/2010/main" val="0"/>
@@ -6182,11 +7573,10 @@
                 <w:szCs w:val="28"/>
                 <w:lang w:eastAsia="ru-RU"/>
               </w:rPr>
-              <w:lastRenderedPageBreak/>
               <mc:AlternateContent>
                 <mc:Choice Requires="wpg">
                   <w:drawing>
-                    <wp:inline distT="0" distB="0" distL="0" distR="0" wp14:anchorId="7925E575" wp14:editId="3DE0ABEB">
+                    <wp:inline distT="0" distB="0" distL="0" distR="0" wp14:anchorId="2AE05E23" wp14:editId="7C882886">
                       <wp:extent cx="697230" cy="711835"/>
                       <wp:effectExtent l="9525" t="0" r="0" b="12065"/>
                       <wp:docPr id="24" name="Group 14"/>
@@ -6298,7 +7688,7 @@
                 <w:szCs w:val="28"/>
               </w:rPr>
               <w:drawing>
-                <wp:inline distT="0" distB="0" distL="0" distR="0">
+                <wp:inline distT="0" distB="0" distL="0" distR="0" wp14:anchorId="0E878548" wp14:editId="0010E484">
                   <wp:extent cx="5257800" cy="7264400"/>
                   <wp:effectExtent l="0" t="0" r="0" b="0"/>
                   <wp:docPr id="213890027" name="Picture 34"/>
@@ -6313,7 +7703,7 @@
                           <pic:cNvPicPr/>
                         </pic:nvPicPr>
                         <pic:blipFill>
-                          <a:blip r:embed="rId17">
+                          <a:blip r:embed="rId16">
                             <a:extLst>
                               <a:ext uri="{28A0092B-C50C-407E-A947-70E740481C1C}">
                                 <a14:useLocalDpi xmlns:a14="http://schemas.microsoft.com/office/drawing/2010/main" val="0"/>
@@ -6446,7 +7836,7 @@
               <mc:AlternateContent>
                 <mc:Choice Requires="wpg">
                   <w:drawing>
-                    <wp:inline distT="0" distB="0" distL="0" distR="0" wp14:anchorId="5C33B005" wp14:editId="45F49228">
+                    <wp:inline distT="0" distB="0" distL="0" distR="0" wp14:anchorId="231B48C3" wp14:editId="68C32C24">
                       <wp:extent cx="697230" cy="1183005"/>
                       <wp:effectExtent l="9525" t="0" r="0" b="7619"/>
                       <wp:docPr id="26" name="Group 10"/>
@@ -6582,39 +7972,7 @@
                 <w:sz w:val="28"/>
                 <w:szCs w:val="28"/>
               </w:rPr>
-              <w:t xml:space="preserve">Кофейный аппарат может готовить два напитка: </w:t>
-            </w:r>
-            <w:proofErr w:type="spellStart"/>
-            <w:r>
-              <w:rPr>
-                <w:sz w:val="28"/>
-                <w:szCs w:val="28"/>
-              </w:rPr>
-              <w:t>американо</w:t>
-            </w:r>
-            <w:proofErr w:type="spellEnd"/>
-            <w:r>
-              <w:rPr>
-                <w:sz w:val="28"/>
-                <w:szCs w:val="28"/>
-              </w:rPr>
-              <w:t xml:space="preserve"> и латте. Для </w:t>
-            </w:r>
-            <w:proofErr w:type="spellStart"/>
-            <w:r>
-              <w:rPr>
-                <w:sz w:val="28"/>
-                <w:szCs w:val="28"/>
-              </w:rPr>
-              <w:t>американо</w:t>
-            </w:r>
-            <w:proofErr w:type="spellEnd"/>
-            <w:r>
-              <w:rPr>
-                <w:sz w:val="28"/>
-                <w:szCs w:val="28"/>
-              </w:rPr>
-              <w:t xml:space="preserve"> требуется 300 мл воды (цена 150 рублей), а для латте 30 мл воды и 270 мл молока (цена 170 рублей). </w:t>
+              <w:t xml:space="preserve">Кофейный аппарат может готовить два напитка: американо и латте. Для американо требуется 300 мл воды (цена 150 рублей), а для латте 30 мл воды и 270 мл молока (цена 170 рублей). </w:t>
             </w:r>
           </w:p>
           <w:p>
@@ -6635,15 +7993,7 @@
                 <w:sz w:val="28"/>
                 <w:szCs w:val="28"/>
               </w:rPr>
-              <w:t xml:space="preserve">Напишите программу, которая спрашивает у пользователя (это </w:t>
-            </w:r>
-            <w:r>
-              <w:rPr>
-                <w:sz w:val="28"/>
-                <w:szCs w:val="28"/>
-              </w:rPr>
-              <w:lastRenderedPageBreak/>
-              <w:t>действие программа делает один раз в начале работы), сколько всего миллилитров молока и воды залито в кофейный аппарат.</w:t>
+              <w:t>Напишите программу, которая спрашивает у пользователя (это действие программа делает один раз в начале работы), сколько всего миллилитров молока и воды залито в кофейный аппарат.</w:t>
             </w:r>
           </w:p>
           <w:p>
@@ -6685,23 +8035,7 @@
                 <w:sz w:val="28"/>
                 <w:szCs w:val="28"/>
               </w:rPr>
-              <w:t xml:space="preserve">В отчёте должно быть написано, что ингредиенты подошли к концу, должен быть указан остаток воды и молока в машине, должно быть указано, сколько всего было приготовлено чашек </w:t>
-            </w:r>
-            <w:proofErr w:type="spellStart"/>
-            <w:r>
-              <w:rPr>
-                <w:sz w:val="28"/>
-                <w:szCs w:val="28"/>
-              </w:rPr>
-              <w:t>американо</w:t>
-            </w:r>
-            <w:proofErr w:type="spellEnd"/>
-            <w:r>
-              <w:rPr>
-                <w:sz w:val="28"/>
-                <w:szCs w:val="28"/>
-              </w:rPr>
-              <w:t xml:space="preserve"> и латте за эту смену и итоговый заработок аппарата. </w:t>
+              <w:t xml:space="preserve">В отчёте должно быть написано, что ингредиенты подошли к концу, должен быть указан остаток воды и молока в машине, должно быть указано, сколько всего было приготовлено чашек американо и латте за эту смену и итоговый заработок аппарата. </w:t>
             </w:r>
           </w:p>
           <w:p>
@@ -6832,25 +8166,7 @@
                 <w:sz w:val="28"/>
                 <w:szCs w:val="28"/>
               </w:rPr>
-              <w:t xml:space="preserve">            Выберите напиток (1 — </w:t>
-            </w:r>
-            <w:proofErr w:type="spellStart"/>
-            <w:r>
-              <w:rPr>
-                <w:i/>
-                <w:sz w:val="28"/>
-                <w:szCs w:val="28"/>
-              </w:rPr>
-              <w:t>американо</w:t>
-            </w:r>
-            <w:proofErr w:type="spellEnd"/>
-            <w:r>
-              <w:rPr>
-                <w:i/>
-                <w:sz w:val="28"/>
-                <w:szCs w:val="28"/>
-              </w:rPr>
-              <w:t xml:space="preserve">, 2 — латте): 2  </w:t>
+              <w:t xml:space="preserve">            Выберите напиток (1 — американо, 2 — латте): 2  </w:t>
             </w:r>
           </w:p>
           <w:p>
@@ -6988,25 +8304,7 @@
                 <w:sz w:val="28"/>
                 <w:szCs w:val="28"/>
               </w:rPr>
-              <w:t xml:space="preserve">            Кружек </w:t>
-            </w:r>
-            <w:proofErr w:type="spellStart"/>
-            <w:r>
-              <w:rPr>
-                <w:i/>
-                <w:sz w:val="28"/>
-                <w:szCs w:val="28"/>
-              </w:rPr>
-              <w:t>американо</w:t>
-            </w:r>
-            <w:proofErr w:type="spellEnd"/>
-            <w:r>
-              <w:rPr>
-                <w:i/>
-                <w:sz w:val="28"/>
-                <w:szCs w:val="28"/>
-              </w:rPr>
-              <w:t xml:space="preserve"> приготовлено: 0  </w:t>
+              <w:t xml:space="preserve">            Кружек американо приготовлено: 0  </w:t>
             </w:r>
           </w:p>
           <w:p>
@@ -7122,7 +8420,6 @@
                 <w:sz w:val="28"/>
                 <w:szCs w:val="28"/>
               </w:rPr>
-              <w:lastRenderedPageBreak/>
               <w:t>Решение:</w:t>
             </w:r>
           </w:p>
@@ -7153,11 +8450,10 @@
                 <w:szCs w:val="28"/>
                 <w:lang w:eastAsia="ru-RU"/>
               </w:rPr>
-              <w:lastRenderedPageBreak/>
               <mc:AlternateContent>
                 <mc:Choice Requires="wpg">
                   <w:drawing>
-                    <wp:inline distT="0" distB="0" distL="0" distR="0" wp14:anchorId="1F8210D0" wp14:editId="5BCBBEB2">
+                    <wp:inline distT="0" distB="0" distL="0" distR="0" wp14:anchorId="22815D9C" wp14:editId="57F0FF2A">
                       <wp:extent cx="697230" cy="242570"/>
                       <wp:effectExtent l="9525" t="0" r="0" b="5079"/>
                       <wp:docPr id="28" name="Group 12"/>
@@ -7270,7 +8566,7 @@
                 <w:szCs w:val="28"/>
               </w:rPr>
               <w:drawing>
-                <wp:inline distT="0" distB="0" distL="0" distR="0">
+                <wp:inline distT="0" distB="0" distL="0" distR="0" wp14:anchorId="5379D1C3" wp14:editId="03710813">
                   <wp:extent cx="5684520" cy="7447915"/>
                   <wp:effectExtent l="0" t="0" r="0" b="0"/>
                   <wp:docPr id="1392890559" name="Picture 38"/>
@@ -7285,7 +8581,7 @@
                           <pic:cNvPicPr/>
                         </pic:nvPicPr>
                         <pic:blipFill>
-                          <a:blip r:embed="rId18" cstate="print">
+                          <a:blip r:embed="rId17" cstate="print">
                             <a:extLst>
                               <a:ext uri="{28A0092B-C50C-407E-A947-70E740481C1C}">
                                 <a14:useLocalDpi xmlns:a14="http://schemas.microsoft.com/office/drawing/2010/main" val="0"/>
@@ -7420,11 +8716,10 @@
                 <w:szCs w:val="28"/>
                 <w:lang w:eastAsia="ru-RU"/>
               </w:rPr>
-              <w:lastRenderedPageBreak/>
               <mc:AlternateContent>
                 <mc:Choice Requires="wpg">
                   <w:drawing>
-                    <wp:inline distT="0" distB="0" distL="0" distR="0" wp14:anchorId="7925E575" wp14:editId="3DE0ABEB">
+                    <wp:inline distT="0" distB="0" distL="0" distR="0" wp14:anchorId="224F7967" wp14:editId="5DF1163E">
                       <wp:extent cx="697230" cy="711835"/>
                       <wp:effectExtent l="9525" t="0" r="0" b="12065"/>
                       <wp:docPr id="30" name="Group 14"/>
@@ -7537,7 +8832,7 @@
                 <w:szCs w:val="28"/>
               </w:rPr>
               <w:drawing>
-                <wp:inline distT="0" distB="0" distL="0" distR="0" wp14:anchorId="724F64B9" wp14:editId="6AD7FD99">
+                <wp:inline distT="0" distB="0" distL="0" distR="0" wp14:anchorId="04EF40B6" wp14:editId="69924714">
                   <wp:extent cx="5684520" cy="6054090"/>
                   <wp:effectExtent l="0" t="0" r="5080" b="3810"/>
                   <wp:docPr id="934315037" name="Picture 36"/>
@@ -7552,7 +8847,7 @@
                           <pic:cNvPicPr/>
                         </pic:nvPicPr>
                         <pic:blipFill>
-                          <a:blip r:embed="rId19">
+                          <a:blip r:embed="rId18">
                             <a:extLst>
                               <a:ext uri="{28A0092B-C50C-407E-A947-70E740481C1C}">
                                 <a14:useLocalDpi xmlns:a14="http://schemas.microsoft.com/office/drawing/2010/main" val="0"/>
@@ -7595,9 +8890,8 @@
                 <w:sz w:val="28"/>
                 <w:szCs w:val="28"/>
               </w:rPr>
-              <w:lastRenderedPageBreak/>
               <w:drawing>
-                <wp:inline distT="0" distB="0" distL="0" distR="0" wp14:anchorId="69B7C4F8" wp14:editId="4A0C3E14">
+                <wp:inline distT="0" distB="0" distL="0" distR="0" wp14:anchorId="2BBDB69D" wp14:editId="2813718A">
                   <wp:extent cx="5684520" cy="7299960"/>
                   <wp:effectExtent l="0" t="0" r="5080" b="2540"/>
                   <wp:docPr id="1733520712" name="Picture 37"/>
@@ -7612,7 +8906,7 @@
                           <pic:cNvPicPr/>
                         </pic:nvPicPr>
                         <pic:blipFill>
-                          <a:blip r:embed="rId20">
+                          <a:blip r:embed="rId19">
                             <a:extLst>
                               <a:ext uri="{28A0092B-C50C-407E-A947-70E740481C1C}">
                                 <a14:useLocalDpi xmlns:a14="http://schemas.microsoft.com/office/drawing/2010/main" val="0"/>
@@ -7668,7 +8962,6 @@
                 <w:sz w:val="28"/>
                 <w:szCs w:val="28"/>
               </w:rPr>
-              <w:lastRenderedPageBreak/>
               <w:t>Задание</w:t>
             </w:r>
             <w:r>
@@ -7746,7 +9039,7 @@
               <mc:AlternateContent>
                 <mc:Choice Requires="wpg">
                   <w:drawing>
-                    <wp:inline distT="0" distB="0" distL="0" distR="0" wp14:anchorId="5C33B005" wp14:editId="45F49228">
+                    <wp:inline distT="0" distB="0" distL="0" distR="0" wp14:anchorId="0CF78012" wp14:editId="0DF8EA37">
                       <wp:extent cx="697230" cy="1183005"/>
                       <wp:effectExtent l="9525" t="0" r="0" b="7619"/>
                       <wp:docPr id="32" name="Group 10"/>
@@ -7925,15 +9218,7 @@
                 <w:sz w:val="28"/>
                 <w:szCs w:val="28"/>
               </w:rPr>
-              <w:t xml:space="preserve">Известно, что число бактерий в чашке Петри увеличивается в два раза каждый час, а каждая капля антибиотика в первый час убивает 10 </w:t>
-            </w:r>
-            <w:r>
-              <w:rPr>
-                <w:sz w:val="28"/>
-                <w:szCs w:val="28"/>
-              </w:rPr>
-              <w:lastRenderedPageBreak/>
-              <w:t xml:space="preserve">бактерий, во второй час — 9 бактерий, в следующий — 8 и так далее, пока антибиотик не перестанет действовать. Заметьте, что сначала число бактерий увеличивается, а затем только действует антибиотик. </w:t>
+              <w:t xml:space="preserve">Известно, что число бактерий в чашке Петри увеличивается в два раза каждый час, а каждая капля антибиотика в первый час убивает 10 бактерий, во второй час — 9 бактерий, в следующий — 8 и так далее, пока антибиотик не перестанет действовать. Заметьте, что сначала число бактерий увеличивается, а затем только действует антибиотик. </w:t>
             </w:r>
           </w:p>
           <w:p>
@@ -8220,7 +9505,6 @@
                 <w:sz w:val="28"/>
                 <w:szCs w:val="28"/>
               </w:rPr>
-              <w:lastRenderedPageBreak/>
               <w:t>Решение:</w:t>
             </w:r>
           </w:p>
@@ -8251,11 +9535,10 @@
                 <w:szCs w:val="28"/>
                 <w:lang w:eastAsia="ru-RU"/>
               </w:rPr>
-              <w:lastRenderedPageBreak/>
               <mc:AlternateContent>
                 <mc:Choice Requires="wpg">
                   <w:drawing>
-                    <wp:inline distT="0" distB="0" distL="0" distR="0" wp14:anchorId="1F8210D0" wp14:editId="5BCBBEB2">
+                    <wp:inline distT="0" distB="0" distL="0" distR="0" wp14:anchorId="213DF1E3" wp14:editId="607543E4">
                       <wp:extent cx="697230" cy="242570"/>
                       <wp:effectExtent l="9525" t="0" r="0" b="5079"/>
                       <wp:docPr id="34" name="Group 12"/>
@@ -8367,7 +9650,7 @@
                 <w:szCs w:val="28"/>
               </w:rPr>
               <w:drawing>
-                <wp:inline distT="0" distB="0" distL="0" distR="0">
+                <wp:inline distT="0" distB="0" distL="0" distR="0" wp14:anchorId="0DBA6509" wp14:editId="42C2D0A1">
                   <wp:extent cx="5684520" cy="5558790"/>
                   <wp:effectExtent l="0" t="0" r="0" b="0"/>
                   <wp:docPr id="458856390" name="Picture 39"/>
@@ -8382,7 +9665,7 @@
                           <pic:cNvPicPr/>
                         </pic:nvPicPr>
                         <pic:blipFill>
-                          <a:blip r:embed="rId21" cstate="print">
+                          <a:blip r:embed="rId20" cstate="print">
                             <a:extLst>
                               <a:ext uri="{28A0092B-C50C-407E-A947-70E740481C1C}">
                                 <a14:useLocalDpi xmlns:a14="http://schemas.microsoft.com/office/drawing/2010/main" val="0"/>
@@ -8473,11 +9756,10 @@
                 <w:szCs w:val="28"/>
                 <w:lang w:eastAsia="ru-RU"/>
               </w:rPr>
-              <w:lastRenderedPageBreak/>
               <mc:AlternateContent>
                 <mc:Choice Requires="wpg">
                   <w:drawing>
-                    <wp:inline distT="0" distB="0" distL="0" distR="0" wp14:anchorId="7925E575" wp14:editId="3DE0ABEB">
+                    <wp:inline distT="0" distB="0" distL="0" distR="0" wp14:anchorId="46CA7978" wp14:editId="60A2C749">
                       <wp:extent cx="697230" cy="711835"/>
                       <wp:effectExtent l="9525" t="0" r="0" b="12065"/>
                       <wp:docPr id="36" name="Group 14"/>
@@ -8589,7 +9871,7 @@
                 <w:szCs w:val="28"/>
               </w:rPr>
               <w:drawing>
-                <wp:inline distT="0" distB="0" distL="0" distR="0">
+                <wp:inline distT="0" distB="0" distL="0" distR="0" wp14:anchorId="5FC41B6D" wp14:editId="015D119F">
                   <wp:extent cx="5684520" cy="3893185"/>
                   <wp:effectExtent l="0" t="0" r="5080" b="5715"/>
                   <wp:docPr id="883303375" name="Picture 40"/>
@@ -8604,7 +9886,7 @@
                           <pic:cNvPicPr/>
                         </pic:nvPicPr>
                         <pic:blipFill>
-                          <a:blip r:embed="rId22">
+                          <a:blip r:embed="rId21">
                             <a:extLst>
                               <a:ext uri="{28A0092B-C50C-407E-A947-70E740481C1C}">
                                 <a14:useLocalDpi xmlns:a14="http://schemas.microsoft.com/office/drawing/2010/main" val="0"/>
@@ -8681,7 +9963,7 @@
                 <w:szCs w:val="28"/>
               </w:rPr>
               <w:drawing>
-                <wp:inline distT="0" distB="0" distL="0" distR="0">
+                <wp:inline distT="0" distB="0" distL="0" distR="0" wp14:anchorId="6A79BF40" wp14:editId="5BAAE6D2">
                   <wp:extent cx="5684520" cy="2463165"/>
                   <wp:effectExtent l="0" t="0" r="5080" b="635"/>
                   <wp:docPr id="1990678284" name="Picture 41"/>
@@ -8696,7 +9978,7 @@
                           <pic:cNvPicPr/>
                         </pic:nvPicPr>
                         <pic:blipFill>
-                          <a:blip r:embed="rId23">
+                          <a:blip r:embed="rId22">
                             <a:extLst>
                               <a:ext uri="{28A0092B-C50C-407E-A947-70E740481C1C}">
                                 <a14:useLocalDpi xmlns:a14="http://schemas.microsoft.com/office/drawing/2010/main" val="0"/>
@@ -8829,7 +10111,7 @@
               <mc:AlternateContent>
                 <mc:Choice Requires="wpg">
                   <w:drawing>
-                    <wp:inline distT="0" distB="0" distL="0" distR="0" wp14:anchorId="5C33B005" wp14:editId="45F49228">
+                    <wp:inline distT="0" distB="0" distL="0" distR="0" wp14:anchorId="4665F329" wp14:editId="502E42D0">
                       <wp:extent cx="697230" cy="1183005"/>
                       <wp:effectExtent l="9525" t="0" r="0" b="7619"/>
                       <wp:docPr id="38" name="Group 10"/>
@@ -8978,15 +10260,7 @@
                 <w:sz w:val="28"/>
                 <w:szCs w:val="28"/>
               </w:rPr>
-              <w:t xml:space="preserve">Каждый модуль представляет собой жилой отсек, который имеет форму прямоугольника размером a × b метров. Для повышения надежности модулей инженеры должны добавить вокруг каждого модуля слой дополнительной защиты. Толщина этого слоя должна </w:t>
-            </w:r>
-            <w:r>
-              <w:rPr>
-                <w:sz w:val="28"/>
-                <w:szCs w:val="28"/>
-              </w:rPr>
-              <w:lastRenderedPageBreak/>
-              <w:t xml:space="preserve">составлять целое число метров, и все модули должны иметь одинаковую толщину дополнительной защиты. </w:t>
+              <w:t xml:space="preserve">Каждый модуль представляет собой жилой отсек, который имеет форму прямоугольника размером a × b метров. Для повышения надежности модулей инженеры должны добавить вокруг каждого модуля слой дополнительной защиты. Толщина этого слоя должна составлять целое число метров, и все модули должны иметь одинаковую толщину дополнительной защиты. </w:t>
             </w:r>
           </w:p>
           <w:p>
@@ -9549,9 +10823,8 @@
                 <w:szCs w:val="28"/>
                 <w:lang w:eastAsia="ru-RU"/>
               </w:rPr>
-              <w:lastRenderedPageBreak/>
               <w:drawing>
-                <wp:inline distT="0" distB="0" distL="0" distR="0" wp14:anchorId="45BF455F" wp14:editId="55D51E5C">
+                <wp:inline distT="0" distB="0" distL="0" distR="0" wp14:anchorId="19C5F404" wp14:editId="5A2EF7BF">
                   <wp:extent cx="4210050" cy="2190750"/>
                   <wp:effectExtent l="0" t="0" r="0" b="0"/>
                   <wp:docPr id="67" name="Рисунок 67" descr="https://it.kgsu.ru/Algorithms/images/im00901.jpg"/>
@@ -9568,7 +10841,7 @@
                           </pic:cNvPicPr>
                         </pic:nvPicPr>
                         <pic:blipFill>
-                          <a:blip r:embed="rId24">
+                          <a:blip r:embed="rId23">
                             <a:extLst>
                               <a:ext uri="{28A0092B-C50C-407E-A947-70E740481C1C}">
                                 <a14:useLocalDpi xmlns:a14="http://schemas.microsoft.com/office/drawing/2010/main" val="0"/>
@@ -9646,7 +10919,6 @@
                 <w:sz w:val="28"/>
                 <w:szCs w:val="28"/>
               </w:rPr>
-              <w:lastRenderedPageBreak/>
               <w:t>Решение:</w:t>
             </w:r>
           </w:p>
@@ -9680,7 +10952,7 @@
               <mc:AlternateContent>
                 <mc:Choice Requires="wpg">
                   <w:drawing>
-                    <wp:inline distT="0" distB="0" distL="0" distR="0" wp14:anchorId="1F8210D0" wp14:editId="5BCBBEB2">
+                    <wp:inline distT="0" distB="0" distL="0" distR="0" wp14:anchorId="56E3405D" wp14:editId="672911CA">
                       <wp:extent cx="697230" cy="242570"/>
                       <wp:effectExtent l="9525" t="0" r="0" b="5079"/>
                       <wp:docPr id="40" name="Group 12"/>
@@ -9792,7 +11064,7 @@
                 <w:szCs w:val="28"/>
               </w:rPr>
               <w:drawing>
-                <wp:inline distT="0" distB="0" distL="0" distR="0">
+                <wp:inline distT="0" distB="0" distL="0" distR="0" wp14:anchorId="2D9C62B4" wp14:editId="71EC6FB8">
                   <wp:extent cx="5684520" cy="6346190"/>
                   <wp:effectExtent l="0" t="0" r="0" b="0"/>
                   <wp:docPr id="1258950203" name="Picture 45"/>
@@ -9807,7 +11079,7 @@
                           <pic:cNvPicPr/>
                         </pic:nvPicPr>
                         <pic:blipFill>
-                          <a:blip r:embed="rId25" cstate="print">
+                          <a:blip r:embed="rId24" cstate="print">
                             <a:extLst>
                               <a:ext uri="{28A0092B-C50C-407E-A947-70E740481C1C}">
                                 <a14:useLocalDpi xmlns:a14="http://schemas.microsoft.com/office/drawing/2010/main" val="0"/>
@@ -9898,11 +11170,10 @@
                 <w:szCs w:val="28"/>
                 <w:lang w:eastAsia="ru-RU"/>
               </w:rPr>
-              <w:lastRenderedPageBreak/>
               <mc:AlternateContent>
                 <mc:Choice Requires="wpg">
                   <w:drawing>
-                    <wp:inline distT="0" distB="0" distL="0" distR="0" wp14:anchorId="7925E575" wp14:editId="3DE0ABEB">
+                    <wp:inline distT="0" distB="0" distL="0" distR="0" wp14:anchorId="3FDD91D4" wp14:editId="32303D8B">
                       <wp:extent cx="697230" cy="711835"/>
                       <wp:effectExtent l="9525" t="0" r="0" b="12065"/>
                       <wp:docPr id="42" name="Group 14"/>
@@ -10014,7 +11285,7 @@
                 <w:szCs w:val="28"/>
               </w:rPr>
               <w:drawing>
-                <wp:inline distT="0" distB="0" distL="0" distR="0">
+                <wp:inline distT="0" distB="0" distL="0" distR="0" wp14:anchorId="7FB5DAEE" wp14:editId="7E9CC9B4">
                   <wp:extent cx="5154930" cy="9334500"/>
                   <wp:effectExtent l="0" t="0" r="1270" b="0"/>
                   <wp:docPr id="111492926" name="Picture 42"/>
@@ -10029,7 +11300,7 @@
                           <pic:cNvPicPr/>
                         </pic:nvPicPr>
                         <pic:blipFill>
-                          <a:blip r:embed="rId26">
+                          <a:blip r:embed="rId25">
                             <a:extLst>
                               <a:ext uri="{28A0092B-C50C-407E-A947-70E740481C1C}">
                                 <a14:useLocalDpi xmlns:a14="http://schemas.microsoft.com/office/drawing/2010/main" val="0"/>
@@ -10115,7 +11386,7 @@
       <mc:AlternateContent>
         <mc:Choice Requires="wps">
           <w:drawing>
-            <wp:anchor distT="0" distB="0" distL="0" distR="0" simplePos="0" relativeHeight="251658240" behindDoc="1" locked="0" layoutInCell="1" allowOverlap="1">
+            <wp:anchor distT="0" distB="0" distL="0" distR="0" simplePos="0" relativeHeight="251658240" behindDoc="1" locked="0" layoutInCell="1" allowOverlap="1" wp14:anchorId="15E76331" wp14:editId="68D50413">
               <wp:simplePos x="0" y="0"/>
               <wp:positionH relativeFrom="page">
                 <wp:posOffset>3969384</wp:posOffset>
@@ -10205,11 +11476,11 @@
         </mc:Choice>
         <mc:Fallback>
           <w:pict>
-            <v:shapetype id="_x0000_t202" coordsize="21600,21600" o:spt="202" path="m,l,21600r21600,l21600,xe">
+            <v:shapetype w14:anchorId="15E76331" id="_x0000_t202" coordsize="21600,21600" o:spt="202" path="m,l,21600r21600,l21600,xe">
               <v:stroke joinstyle="miter"/>
               <v:path gradientshapeok="t" o:connecttype="rect"/>
             </v:shapetype>
-            <v:shape id="Textbox 1" o:spid="_x0000_s1026" type="#_x0000_t202" style="position:absolute;margin-left:312.55pt;margin-top:774pt;width:14.05pt;height:17.55pt;z-index:-251658240;visibility:visible;mso-wrap-style:square;mso-wrap-distance-left:0;mso-wrap-distance-top:0;mso-wrap-distance-right:0;mso-wrap-distance-bottom:0;mso-position-horizontal:absolute;mso-position-horizontal-relative:page;mso-position-vertical:absolute;mso-position-vertical-relative:page;v-text-anchor:top" o:gfxdata="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" filled="f" stroked="f">
+            <v:shape id="Textbox 1" o:spid="_x0000_s1026" type="#_x0000_t202" style="position:absolute;margin-left:312.55pt;margin-top:774pt;width:14.05pt;height:17.55pt;z-index:-251658240;visibility:visible;mso-wrap-style:square;mso-wrap-distance-left:0;mso-wrap-distance-top:0;mso-wrap-distance-right:0;mso-wrap-distance-bottom:0;mso-position-horizontal:absolute;mso-position-horizontal-relative:page;mso-position-vertical:absolute;mso-position-vertical-relative:page;v-text-anchor:top" o:gfxdata="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" filled="f" stroked="f">
               <v:textbox inset="0,0,0,0">
                 <w:txbxContent>
                   <w:p>
@@ -11555,6 +12826,7 @@
   <w:style w:type="character" w:default="1" w:styleId="DefaultParagraphFont">
     <w:name w:val="Default Paragraph Font"/>
     <w:uiPriority w:val="1"/>
+    <w:semiHidden/>
     <w:unhideWhenUsed/>
   </w:style>
   <w:style w:type="table" w:default="1" w:styleId="TableNormal">
